--- a/paper/supplement.docx
+++ b/paper/supplement.docx
@@ -2931,7 +2931,7 @@
         <w:t xml:space="preserve"> </w:t>
       </w:r>
       <w:r>
-        <w:t xml:space="preserve">independent AI assessor, blind to Cat. 1 (agreement 19/22,</w:t>
+        <w:t xml:space="preserve">second, AI-based assessor, blind to Cat. 1, before the active-comparator rule (agreement 19/22,</w:t>
       </w:r>
       <w:r>
         <w:t xml:space="preserve"> </w:t>
@@ -2951,7 +2951,30 @@
         </m:r>
       </m:oMath>
       <w:r>
-        <w:t xml:space="preserve">). Profiles: FAERS cases without Canadian reports.</w:t>
+        <w:t xml:space="preserve">). Category D</w:t>
+      </w:r>
+      <w:r>
+        <w:t xml:space="preserve"> </w:t>
+      </w:r>
+      <w:r>
+        <w:t xml:space="preserve">also requires the active-comparator (within-indication) ROR lower bound</w:t>
+      </w:r>
+      <w:r>
+        <w:t xml:space="preserve"> </w:t>
+      </w:r>
+      <m:oMath>
+        <m:r>
+          <m:rPr>
+            <m:sty m:val="p"/>
+          </m:rPr>
+          <m:t>≤</m:t>
+        </m:r>
+        <m:r>
+          <m:t>1</m:t>
+        </m:r>
+      </m:oMath>
+      <w:r>
+        <w:t xml:space="preserve">. Profiles: FAERS cases without Canadian reports.</w:t>
       </w:r>
     </w:p>
     <w:tbl>
@@ -2961,18 +2984,19 @@
         <w:tblLook w:firstRow="1" w:lastRow="0" w:firstColumn="0" w:lastColumn="0" w:noHBand="0" w:noVBand="0" w:val="0020"/>
       </w:tblPr>
       <w:tblGrid>
-        <w:gridCol w:w="660"/>
-        <w:gridCol w:w="660"/>
-        <w:gridCol w:w="660"/>
-        <w:gridCol w:w="660"/>
-        <w:gridCol w:w="660"/>
-        <w:gridCol w:w="660"/>
-        <w:gridCol w:w="660"/>
-        <w:gridCol w:w="660"/>
-        <w:gridCol w:w="660"/>
-        <w:gridCol w:w="660"/>
-        <w:gridCol w:w="660"/>
-        <w:gridCol w:w="660"/>
+        <w:gridCol w:w="609"/>
+        <w:gridCol w:w="609"/>
+        <w:gridCol w:w="609"/>
+        <w:gridCol w:w="609"/>
+        <w:gridCol w:w="609"/>
+        <w:gridCol w:w="609"/>
+        <w:gridCol w:w="609"/>
+        <w:gridCol w:w="609"/>
+        <w:gridCol w:w="609"/>
+        <w:gridCol w:w="609"/>
+        <w:gridCol w:w="609"/>
+        <w:gridCol w:w="609"/>
+        <w:gridCol w:w="609"/>
       </w:tblGrid>
       <w:tr>
         <w:trPr>
@@ -3126,6 +3150,18 @@
               <w:jc w:val="left"/>
             </w:pPr>
             <w:r>
+              <w:t xml:space="preserve">Within-indication ROR</w:t>
+            </w:r>
+          </w:p>
+        </w:tc>
+        <w:tc>
+          <w:tcPr/>
+          <w:p>
+            <w:pPr>
+              <w:pStyle w:val="Compact"/>
+              <w:jc w:val="left"/>
+            </w:pPr>
+            <w:r>
               <w:t xml:space="preserve">Note</w:t>
             </w:r>
           </w:p>
@@ -3269,6 +3305,14 @@
           <w:p>
             <w:pPr>
               <w:pStyle w:val="Compact"/>
+            </w:pPr>
+          </w:p>
+        </w:tc>
+        <w:tc>
+          <w:tcPr/>
+          <w:p>
+            <w:pPr>
+              <w:pStyle w:val="Compact"/>
               <w:jc w:val="left"/>
             </w:pPr>
             <w:r>
@@ -3415,6 +3459,168 @@
           <w:p>
             <w:pPr>
               <w:pStyle w:val="Compact"/>
+            </w:pPr>
+          </w:p>
+        </w:tc>
+        <w:tc>
+          <w:tcPr/>
+          <w:p>
+            <w:pPr>
+              <w:pStyle w:val="Compact"/>
+              <w:jc w:val="left"/>
+            </w:pPr>
+            <w:r>
+              <w:t xml:space="preserve">mass vaccination; cohort evidence conflicting (Israel SIR 1.35, PMID 35201275; Denmark null, PMID 37288514)</w:t>
+            </w:r>
+          </w:p>
+        </w:tc>
+      </w:tr>
+      <w:tr>
+        <w:tc>
+          <w:tcPr/>
+          <w:p>
+            <w:pPr>
+              <w:pStyle w:val="Compact"/>
+              <w:jc w:val="left"/>
+            </w:pPr>
+            <w:r>
+              <w:t xml:space="preserve">Elasomeran</w:t>
+            </w:r>
+          </w:p>
+        </w:tc>
+        <w:tc>
+          <w:tcPr/>
+          <w:p>
+            <w:pPr>
+              <w:pStyle w:val="Compact"/>
+              <w:jc w:val="left"/>
+            </w:pPr>
+            <w:r>
+              <w:t xml:space="preserve">HL</w:t>
+            </w:r>
+          </w:p>
+        </w:tc>
+        <w:tc>
+          <w:tcPr/>
+          <w:p>
+            <w:pPr>
+              <w:pStyle w:val="Compact"/>
+              <w:jc w:val="center"/>
+            </w:pPr>
+            <w:r>
+              <w:t xml:space="preserve">C</w:t>
+            </w:r>
+          </w:p>
+        </w:tc>
+        <w:tc>
+          <w:tcPr/>
+          <w:p>
+            <w:pPr>
+              <w:pStyle w:val="Compact"/>
+              <w:jc w:val="center"/>
+            </w:pPr>
+            <w:r>
+              <w:t xml:space="preserve">C</w:t>
+            </w:r>
+          </w:p>
+        </w:tc>
+        <w:tc>
+          <w:tcPr/>
+          <w:p>
+            <w:pPr>
+              <w:pStyle w:val="Compact"/>
+              <w:jc w:val="right"/>
+            </w:pPr>
+            <w:r>
+              <w:t xml:space="preserve">20</w:t>
+            </w:r>
+          </w:p>
+        </w:tc>
+        <w:tc>
+          <w:tcPr/>
+          <w:p>
+            <w:pPr>
+              <w:pStyle w:val="Compact"/>
+              <w:jc w:val="left"/>
+            </w:pPr>
+            <w:r>
+              <w:t xml:space="preserve">US 85%</w:t>
+            </w:r>
+          </w:p>
+        </w:tc>
+        <w:tc>
+          <w:tcPr/>
+          <w:p>
+            <w:pPr>
+              <w:pStyle w:val="Compact"/>
+              <w:jc w:val="left"/>
+            </w:pPr>
+            <w:r>
+              <w:t xml:space="preserve">2023 35%</w:t>
+            </w:r>
+          </w:p>
+        </w:tc>
+        <w:tc>
+          <w:tcPr/>
+          <w:p>
+            <w:pPr>
+              <w:pStyle w:val="Compact"/>
+              <w:jc w:val="right"/>
+            </w:pPr>
+            <w:r>
+              <w:t xml:space="preserve">75%</w:t>
+            </w:r>
+          </w:p>
+        </w:tc>
+        <w:tc>
+          <w:tcPr/>
+          <w:p>
+            <w:pPr>
+              <w:pStyle w:val="Compact"/>
+              <w:jc w:val="right"/>
+            </w:pPr>
+            <w:r>
+              <w:t xml:space="preserve">8</w:t>
+            </w:r>
+          </w:p>
+        </w:tc>
+        <w:tc>
+          <w:tcPr/>
+          <w:p>
+            <w:pPr>
+              <w:pStyle w:val="Compact"/>
+              <w:jc w:val="right"/>
+            </w:pPr>
+            <w:r>
+              <w:t xml:space="preserve">35%</w:t>
+            </w:r>
+          </w:p>
+        </w:tc>
+        <w:tc>
+          <w:tcPr/>
+          <w:p>
+            <w:pPr>
+              <w:pStyle w:val="Compact"/>
+              <w:jc w:val="right"/>
+            </w:pPr>
+            <w:r>
+              <w:t xml:space="preserve">20%</w:t>
+            </w:r>
+          </w:p>
+        </w:tc>
+        <w:tc>
+          <w:tcPr/>
+          <w:p>
+            <w:pPr>
+              <w:pStyle w:val="Compact"/>
+            </w:pPr>
+          </w:p>
+        </w:tc>
+        <w:tc>
+          <w:tcPr/>
+          <w:p>
+            <w:pPr>
+              <w:pStyle w:val="Compact"/>
               <w:jc w:val="left"/>
             </w:pPr>
             <w:r>
@@ -3432,6 +3638,2036 @@
               <w:jc w:val="left"/>
             </w:pPr>
             <w:r>
+              <w:t xml:space="preserve">Etanercept</w:t>
+            </w:r>
+          </w:p>
+        </w:tc>
+        <w:tc>
+          <w:tcPr/>
+          <w:p>
+            <w:pPr>
+              <w:pStyle w:val="Compact"/>
+              <w:jc w:val="left"/>
+            </w:pPr>
+            <w:r>
+              <w:t xml:space="preserve">HL</w:t>
+            </w:r>
+          </w:p>
+        </w:tc>
+        <w:tc>
+          <w:tcPr/>
+          <w:p>
+            <w:pPr>
+              <w:pStyle w:val="Compact"/>
+              <w:jc w:val="center"/>
+            </w:pPr>
+            <w:r>
+              <w:t xml:space="preserve">D</w:t>
+            </w:r>
+          </w:p>
+        </w:tc>
+        <w:tc>
+          <w:tcPr/>
+          <w:p>
+            <w:pPr>
+              <w:pStyle w:val="Compact"/>
+              <w:jc w:val="center"/>
+            </w:pPr>
+            <w:r>
+              <w:t xml:space="preserve">D</w:t>
+            </w:r>
+          </w:p>
+        </w:tc>
+        <w:tc>
+          <w:tcPr/>
+          <w:p>
+            <w:pPr>
+              <w:pStyle w:val="Compact"/>
+              <w:jc w:val="right"/>
+            </w:pPr>
+            <w:r>
+              <w:t xml:space="preserve">2095</w:t>
+            </w:r>
+          </w:p>
+        </w:tc>
+        <w:tc>
+          <w:tcPr/>
+          <w:p>
+            <w:pPr>
+              <w:pStyle w:val="Compact"/>
+              <w:jc w:val="left"/>
+            </w:pPr>
+            <w:r>
+              <w:t xml:space="preserve">US 80%</w:t>
+            </w:r>
+          </w:p>
+        </w:tc>
+        <w:tc>
+          <w:tcPr/>
+          <w:p>
+            <w:pPr>
+              <w:pStyle w:val="Compact"/>
+              <w:jc w:val="left"/>
+            </w:pPr>
+            <w:r>
+              <w:t xml:space="preserve">2016 20%</w:t>
+            </w:r>
+          </w:p>
+        </w:tc>
+        <w:tc>
+          <w:tcPr/>
+          <w:p>
+            <w:pPr>
+              <w:pStyle w:val="Compact"/>
+              <w:jc w:val="right"/>
+            </w:pPr>
+            <w:r>
+              <w:t xml:space="preserve">49%</w:t>
+            </w:r>
+          </w:p>
+        </w:tc>
+        <w:tc>
+          <w:tcPr/>
+          <w:p>
+            <w:pPr>
+              <w:pStyle w:val="Compact"/>
+              <w:jc w:val="right"/>
+            </w:pPr>
+            <w:r>
+              <w:t xml:space="preserve">1</w:t>
+            </w:r>
+          </w:p>
+        </w:tc>
+        <w:tc>
+          <w:tcPr/>
+          <w:p>
+            <w:pPr>
+              <w:pStyle w:val="Compact"/>
+              <w:jc w:val="right"/>
+            </w:pPr>
+            <w:r>
+              <w:t xml:space="preserve">3%</w:t>
+            </w:r>
+          </w:p>
+        </w:tc>
+        <w:tc>
+          <w:tcPr/>
+          <w:p>
+            <w:pPr>
+              <w:pStyle w:val="Compact"/>
+              <w:jc w:val="right"/>
+            </w:pPr>
+            <w:r>
+              <w:t xml:space="preserve">4%</w:t>
+            </w:r>
+          </w:p>
+        </w:tc>
+        <w:tc>
+          <w:tcPr/>
+          <w:p>
+            <w:pPr>
+              <w:pStyle w:val="Compact"/>
+              <w:jc w:val="left"/>
+            </w:pPr>
+            <w:r>
+              <w:t xml:space="preserve">0.93 (0.87-1.00)</w:t>
+            </w:r>
+          </w:p>
+        </w:tc>
+        <w:tc>
+          <w:tcPr/>
+          <w:p>
+            <w:pPr>
+              <w:pStyle w:val="Compact"/>
+              <w:jc w:val="left"/>
+            </w:pPr>
+            <w:r>
+              <w:t xml:space="preserve">rheumatoid arthritis associated with SNHL (PMID 32488430); used for autoimmune inner ear disease</w:t>
+            </w:r>
+          </w:p>
+        </w:tc>
+      </w:tr>
+      <w:tr>
+        <w:tc>
+          <w:tcPr/>
+          <w:p>
+            <w:pPr>
+              <w:pStyle w:val="Compact"/>
+              <w:jc w:val="left"/>
+            </w:pPr>
+            <w:r>
+              <w:t xml:space="preserve">Insulin Aspart</w:t>
+            </w:r>
+          </w:p>
+        </w:tc>
+        <w:tc>
+          <w:tcPr/>
+          <w:p>
+            <w:pPr>
+              <w:pStyle w:val="Compact"/>
+              <w:jc w:val="left"/>
+            </w:pPr>
+            <w:r>
+              <w:t xml:space="preserve">HL</w:t>
+            </w:r>
+          </w:p>
+        </w:tc>
+        <w:tc>
+          <w:tcPr/>
+          <w:p>
+            <w:pPr>
+              <w:pStyle w:val="Compact"/>
+              <w:jc w:val="center"/>
+            </w:pPr>
+            <w:r>
+              <w:t xml:space="preserve">D</w:t>
+            </w:r>
+          </w:p>
+        </w:tc>
+        <w:tc>
+          <w:tcPr/>
+          <w:p>
+            <w:pPr>
+              <w:pStyle w:val="Compact"/>
+              <w:jc w:val="center"/>
+            </w:pPr>
+            <w:r>
+              <w:t xml:space="preserve">D</w:t>
+            </w:r>
+          </w:p>
+        </w:tc>
+        <w:tc>
+          <w:tcPr/>
+          <w:p>
+            <w:pPr>
+              <w:pStyle w:val="Compact"/>
+              <w:jc w:val="right"/>
+            </w:pPr>
+            <w:r>
+              <w:t xml:space="preserve">250</w:t>
+            </w:r>
+          </w:p>
+        </w:tc>
+        <w:tc>
+          <w:tcPr/>
+          <w:p>
+            <w:pPr>
+              <w:pStyle w:val="Compact"/>
+              <w:jc w:val="left"/>
+            </w:pPr>
+            <w:r>
+              <w:t xml:space="preserve">US 85%</w:t>
+            </w:r>
+          </w:p>
+        </w:tc>
+        <w:tc>
+          <w:tcPr/>
+          <w:p>
+            <w:pPr>
+              <w:pStyle w:val="Compact"/>
+              <w:jc w:val="left"/>
+            </w:pPr>
+            <w:r>
+              <w:t xml:space="preserve">2025 17%</w:t>
+            </w:r>
+          </w:p>
+        </w:tc>
+        <w:tc>
+          <w:tcPr/>
+          <w:p>
+            <w:pPr>
+              <w:pStyle w:val="Compact"/>
+              <w:jc w:val="right"/>
+            </w:pPr>
+            <w:r>
+              <w:t xml:space="preserve">82%</w:t>
+            </w:r>
+          </w:p>
+        </w:tc>
+        <w:tc>
+          <w:tcPr/>
+          <w:p>
+            <w:pPr>
+              <w:pStyle w:val="Compact"/>
+              <w:jc w:val="right"/>
+            </w:pPr>
+            <w:r>
+              <w:t xml:space="preserve">2</w:t>
+            </w:r>
+          </w:p>
+        </w:tc>
+        <w:tc>
+          <w:tcPr/>
+          <w:p>
+            <w:pPr>
+              <w:pStyle w:val="Compact"/>
+              <w:jc w:val="right"/>
+            </w:pPr>
+            <w:r>
+              <w:t xml:space="preserve">5%</w:t>
+            </w:r>
+          </w:p>
+        </w:tc>
+        <w:tc>
+          <w:tcPr/>
+          <w:p>
+            <w:pPr>
+              <w:pStyle w:val="Compact"/>
+              <w:jc w:val="right"/>
+            </w:pPr>
+            <w:r>
+              <w:t xml:space="preserve">2%</w:t>
+            </w:r>
+          </w:p>
+        </w:tc>
+        <w:tc>
+          <w:tcPr/>
+          <w:p>
+            <w:pPr>
+              <w:pStyle w:val="Compact"/>
+              <w:jc w:val="left"/>
+            </w:pPr>
+            <w:r>
+              <w:t xml:space="preserve">1.17 (1.00-1.37)</w:t>
+            </w:r>
+          </w:p>
+        </w:tc>
+        <w:tc>
+          <w:tcPr/>
+          <w:p>
+            <w:pPr>
+              <w:pStyle w:val="Compact"/>
+              <w:jc w:val="left"/>
+            </w:pPr>
+            <w:r>
+              <w:t xml:space="preserve">diabetes associated with hearing impairment (meta-analysis, PMID 23150692)</w:t>
+            </w:r>
+          </w:p>
+        </w:tc>
+      </w:tr>
+      <w:tr>
+        <w:tc>
+          <w:tcPr/>
+          <w:p>
+            <w:pPr>
+              <w:pStyle w:val="Compact"/>
+              <w:jc w:val="left"/>
+            </w:pPr>
+            <w:r>
+              <w:t xml:space="preserve">Tofacitinib</w:t>
+            </w:r>
+          </w:p>
+        </w:tc>
+        <w:tc>
+          <w:tcPr/>
+          <w:p>
+            <w:pPr>
+              <w:pStyle w:val="Compact"/>
+              <w:jc w:val="left"/>
+            </w:pPr>
+            <w:r>
+              <w:t xml:space="preserve">HL</w:t>
+            </w:r>
+          </w:p>
+        </w:tc>
+        <w:tc>
+          <w:tcPr/>
+          <w:p>
+            <w:pPr>
+              <w:pStyle w:val="Compact"/>
+              <w:jc w:val="center"/>
+            </w:pPr>
+            <w:r>
+              <w:t xml:space="preserve">E</w:t>
+            </w:r>
+          </w:p>
+        </w:tc>
+        <w:tc>
+          <w:tcPr/>
+          <w:p>
+            <w:pPr>
+              <w:pStyle w:val="Compact"/>
+              <w:jc w:val="center"/>
+            </w:pPr>
+            <w:r>
+              <w:t xml:space="preserve">D</w:t>
+            </w:r>
+          </w:p>
+        </w:tc>
+        <w:tc>
+          <w:tcPr/>
+          <w:p>
+            <w:pPr>
+              <w:pStyle w:val="Compact"/>
+              <w:jc w:val="right"/>
+            </w:pPr>
+            <w:r>
+              <w:t xml:space="preserve">1728</w:t>
+            </w:r>
+          </w:p>
+        </w:tc>
+        <w:tc>
+          <w:tcPr/>
+          <w:p>
+            <w:pPr>
+              <w:pStyle w:val="Compact"/>
+              <w:jc w:val="left"/>
+            </w:pPr>
+            <w:r>
+              <w:t xml:space="preserve">US 94%</w:t>
+            </w:r>
+          </w:p>
+        </w:tc>
+        <w:tc>
+          <w:tcPr/>
+          <w:p>
+            <w:pPr>
+              <w:pStyle w:val="Compact"/>
+              <w:jc w:val="left"/>
+            </w:pPr>
+            <w:r>
+              <w:t xml:space="preserve">2022 19%</w:t>
+            </w:r>
+          </w:p>
+        </w:tc>
+        <w:tc>
+          <w:tcPr/>
+          <w:p>
+            <w:pPr>
+              <w:pStyle w:val="Compact"/>
+              <w:jc w:val="right"/>
+            </w:pPr>
+            <w:r>
+              <w:t xml:space="preserve">82%</w:t>
+            </w:r>
+          </w:p>
+        </w:tc>
+        <w:tc>
+          <w:tcPr/>
+          <w:p>
+            <w:pPr>
+              <w:pStyle w:val="Compact"/>
+              <w:jc w:val="right"/>
+            </w:pPr>
+            <w:r>
+              <w:t xml:space="preserve">1</w:t>
+            </w:r>
+          </w:p>
+        </w:tc>
+        <w:tc>
+          <w:tcPr/>
+          <w:p>
+            <w:pPr>
+              <w:pStyle w:val="Compact"/>
+              <w:jc w:val="right"/>
+            </w:pPr>
+            <w:r>
+              <w:t xml:space="preserve">4%</w:t>
+            </w:r>
+          </w:p>
+        </w:tc>
+        <w:tc>
+          <w:tcPr/>
+          <w:p>
+            <w:pPr>
+              <w:pStyle w:val="Compact"/>
+              <w:jc w:val="right"/>
+            </w:pPr>
+            <w:r>
+              <w:t xml:space="preserve">7%</w:t>
+            </w:r>
+          </w:p>
+        </w:tc>
+        <w:tc>
+          <w:tcPr/>
+          <w:p>
+            <w:pPr>
+              <w:pStyle w:val="Compact"/>
+              <w:jc w:val="left"/>
+            </w:pPr>
+            <w:r>
+              <w:t xml:space="preserve">2.24 (2.06-2.45)</w:t>
+            </w:r>
+          </w:p>
+        </w:tc>
+        <w:tc>
+          <w:tcPr/>
+          <w:p>
+            <w:pPr>
+              <w:pStyle w:val="Compact"/>
+              <w:jc w:val="left"/>
+            </w:pPr>
+            <w:r>
+              <w:t xml:space="preserve">persists against other RA drugs; 82 % consumer reports; rheumatoid arthritis associated with SNHL (PMID 32488430)</w:t>
+            </w:r>
+          </w:p>
+        </w:tc>
+      </w:tr>
+      <w:tr>
+        <w:tc>
+          <w:tcPr/>
+          <w:p>
+            <w:pPr>
+              <w:pStyle w:val="Compact"/>
+              <w:jc w:val="left"/>
+            </w:pPr>
+            <w:r>
+              <w:t xml:space="preserve">Pregabalin</w:t>
+            </w:r>
+          </w:p>
+        </w:tc>
+        <w:tc>
+          <w:tcPr/>
+          <w:p>
+            <w:pPr>
+              <w:pStyle w:val="Compact"/>
+              <w:jc w:val="left"/>
+            </w:pPr>
+            <w:r>
+              <w:t xml:space="preserve">HL</w:t>
+            </w:r>
+          </w:p>
+        </w:tc>
+        <w:tc>
+          <w:tcPr/>
+          <w:p>
+            <w:pPr>
+              <w:pStyle w:val="Compact"/>
+              <w:jc w:val="center"/>
+            </w:pPr>
+            <w:r>
+              <w:t xml:space="preserve">E</w:t>
+            </w:r>
+          </w:p>
+        </w:tc>
+        <w:tc>
+          <w:tcPr/>
+          <w:p>
+            <w:pPr>
+              <w:pStyle w:val="Compact"/>
+              <w:jc w:val="center"/>
+            </w:pPr>
+            <w:r>
+              <w:t xml:space="preserve">E</w:t>
+            </w:r>
+          </w:p>
+        </w:tc>
+        <w:tc>
+          <w:tcPr/>
+          <w:p>
+            <w:pPr>
+              <w:pStyle w:val="Compact"/>
+              <w:jc w:val="right"/>
+            </w:pPr>
+            <w:r>
+              <w:t xml:space="preserve">1703</w:t>
+            </w:r>
+          </w:p>
+        </w:tc>
+        <w:tc>
+          <w:tcPr/>
+          <w:p>
+            <w:pPr>
+              <w:pStyle w:val="Compact"/>
+              <w:jc w:val="left"/>
+            </w:pPr>
+            <w:r>
+              <w:t xml:space="preserve">US 86%</w:t>
+            </w:r>
+          </w:p>
+        </w:tc>
+        <w:tc>
+          <w:tcPr/>
+          <w:p>
+            <w:pPr>
+              <w:pStyle w:val="Compact"/>
+              <w:jc w:val="left"/>
+            </w:pPr>
+            <w:r>
+              <w:t xml:space="preserve">2021 23%</w:t>
+            </w:r>
+          </w:p>
+        </w:tc>
+        <w:tc>
+          <w:tcPr/>
+          <w:p>
+            <w:pPr>
+              <w:pStyle w:val="Compact"/>
+              <w:jc w:val="right"/>
+            </w:pPr>
+            <w:r>
+              <w:t xml:space="preserve">62%</w:t>
+            </w:r>
+          </w:p>
+        </w:tc>
+        <w:tc>
+          <w:tcPr/>
+          <w:p>
+            <w:pPr>
+              <w:pStyle w:val="Compact"/>
+              <w:jc w:val="right"/>
+            </w:pPr>
+            <w:r>
+              <w:t xml:space="preserve">2</w:t>
+            </w:r>
+          </w:p>
+        </w:tc>
+        <w:tc>
+          <w:tcPr/>
+          <w:p>
+            <w:pPr>
+              <w:pStyle w:val="Compact"/>
+              <w:jc w:val="right"/>
+            </w:pPr>
+            <w:r>
+              <w:t xml:space="preserve">12%</w:t>
+            </w:r>
+          </w:p>
+        </w:tc>
+        <w:tc>
+          <w:tcPr/>
+          <w:p>
+            <w:pPr>
+              <w:pStyle w:val="Compact"/>
+              <w:jc w:val="right"/>
+            </w:pPr>
+            <w:r>
+              <w:t xml:space="preserve">11%</w:t>
+            </w:r>
+          </w:p>
+        </w:tc>
+        <w:tc>
+          <w:tcPr/>
+          <w:p>
+            <w:pPr>
+              <w:pStyle w:val="Compact"/>
+              <w:jc w:val="left"/>
+            </w:pPr>
+            <w:r>
+              <w:t xml:space="preserve">3.27 (3.04-3.52)</w:t>
+            </w:r>
+          </w:p>
+        </w:tc>
+        <w:tc>
+          <w:tcPr/>
+          <w:p>
+            <w:pPr>
+              <w:pStyle w:val="Compact"/>
+              <w:jc w:val="left"/>
+            </w:pPr>
+            <w:r>
+              <w:t xml:space="preserve">alpha-2-delta ligand; one case report of reversible loss (PMID 32297964); diabetes/neuropathy and age (median 71) confound; labels list tinnitus and hyperacusis, not hearing loss</w:t>
+            </w:r>
+          </w:p>
+        </w:tc>
+      </w:tr>
+      <w:tr>
+        <w:tc>
+          <w:tcPr/>
+          <w:p>
+            <w:pPr>
+              <w:pStyle w:val="Compact"/>
+              <w:jc w:val="left"/>
+            </w:pPr>
+            <w:r>
+              <w:t xml:space="preserve">Amlodipine</w:t>
+            </w:r>
+          </w:p>
+        </w:tc>
+        <w:tc>
+          <w:tcPr/>
+          <w:p>
+            <w:pPr>
+              <w:pStyle w:val="Compact"/>
+              <w:jc w:val="left"/>
+            </w:pPr>
+            <w:r>
+              <w:t xml:space="preserve">HL</w:t>
+            </w:r>
+          </w:p>
+        </w:tc>
+        <w:tc>
+          <w:tcPr/>
+          <w:p>
+            <w:pPr>
+              <w:pStyle w:val="Compact"/>
+              <w:jc w:val="center"/>
+            </w:pPr>
+            <w:r>
+              <w:t xml:space="preserve">E</w:t>
+            </w:r>
+          </w:p>
+        </w:tc>
+        <w:tc>
+          <w:tcPr/>
+          <w:p>
+            <w:pPr>
+              <w:pStyle w:val="Compact"/>
+              <w:jc w:val="center"/>
+            </w:pPr>
+            <w:r>
+              <w:t xml:space="preserve">D</w:t>
+            </w:r>
+          </w:p>
+        </w:tc>
+        <w:tc>
+          <w:tcPr/>
+          <w:p>
+            <w:pPr>
+              <w:pStyle w:val="Compact"/>
+              <w:jc w:val="right"/>
+            </w:pPr>
+            <w:r>
+              <w:t xml:space="preserve">792</w:t>
+            </w:r>
+          </w:p>
+        </w:tc>
+        <w:tc>
+          <w:tcPr/>
+          <w:p>
+            <w:pPr>
+              <w:pStyle w:val="Compact"/>
+              <w:jc w:val="left"/>
+            </w:pPr>
+            <w:r>
+              <w:t xml:space="preserve">US 29%</w:t>
+            </w:r>
+          </w:p>
+        </w:tc>
+        <w:tc>
+          <w:tcPr/>
+          <w:p>
+            <w:pPr>
+              <w:pStyle w:val="Compact"/>
+              <w:jc w:val="left"/>
+            </w:pPr>
+            <w:r>
+              <w:t xml:space="preserve">2021 15%</w:t>
+            </w:r>
+          </w:p>
+        </w:tc>
+        <w:tc>
+          <w:tcPr/>
+          <w:p>
+            <w:pPr>
+              <w:pStyle w:val="Compact"/>
+              <w:jc w:val="right"/>
+            </w:pPr>
+            <w:r>
+              <w:t xml:space="preserve">70%</w:t>
+            </w:r>
+          </w:p>
+        </w:tc>
+        <w:tc>
+          <w:tcPr/>
+          <w:p>
+            <w:pPr>
+              <w:pStyle w:val="Compact"/>
+              <w:jc w:val="right"/>
+            </w:pPr>
+            <w:r>
+              <w:t xml:space="preserve">4</w:t>
+            </w:r>
+          </w:p>
+        </w:tc>
+        <w:tc>
+          <w:tcPr/>
+          <w:p>
+            <w:pPr>
+              <w:pStyle w:val="Compact"/>
+              <w:jc w:val="right"/>
+            </w:pPr>
+            <w:r>
+              <w:t xml:space="preserve">9%</w:t>
+            </w:r>
+          </w:p>
+        </w:tc>
+        <w:tc>
+          <w:tcPr/>
+          <w:p>
+            <w:pPr>
+              <w:pStyle w:val="Compact"/>
+              <w:jc w:val="right"/>
+            </w:pPr>
+            <w:r>
+              <w:t xml:space="preserve">14%</w:t>
+            </w:r>
+          </w:p>
+        </w:tc>
+        <w:tc>
+          <w:tcPr/>
+          <w:p>
+            <w:pPr>
+              <w:pStyle w:val="Compact"/>
+              <w:jc w:val="left"/>
+            </w:pPr>
+            <w:r>
+              <w:t xml:space="preserve">1.89 (1.69-2.10)</w:t>
+            </w:r>
+          </w:p>
+        </w:tc>
+        <w:tc>
+          <w:tcPr/>
+          <w:p>
+            <w:pPr>
+              <w:pStyle w:val="Compact"/>
+              <w:jc w:val="left"/>
+            </w:pPr>
+            <w:r>
+              <w:t xml:space="preserve">labels list tinnitus; VA cohort found lower SNHL risk with calcium-channel blockers (PMID 34855682); hypertension associated with hearing loss (meta-analysis, PMID 39839866)</w:t>
+            </w:r>
+          </w:p>
+        </w:tc>
+      </w:tr>
+      <w:tr>
+        <w:tc>
+          <w:tcPr/>
+          <w:p>
+            <w:pPr>
+              <w:pStyle w:val="Compact"/>
+              <w:jc w:val="left"/>
+            </w:pPr>
+            <w:r>
+              <w:t xml:space="preserve">Glycopyrrolate</w:t>
+            </w:r>
+          </w:p>
+        </w:tc>
+        <w:tc>
+          <w:tcPr/>
+          <w:p>
+            <w:pPr>
+              <w:pStyle w:val="Compact"/>
+              <w:jc w:val="left"/>
+            </w:pPr>
+            <w:r>
+              <w:t xml:space="preserve">HL</w:t>
+            </w:r>
+          </w:p>
+        </w:tc>
+        <w:tc>
+          <w:tcPr/>
+          <w:p>
+            <w:pPr>
+              <w:pStyle w:val="Compact"/>
+              <w:jc w:val="center"/>
+            </w:pPr>
+            <w:r>
+              <w:t xml:space="preserve">E</w:t>
+            </w:r>
+          </w:p>
+        </w:tc>
+        <w:tc>
+          <w:tcPr/>
+          <w:p>
+            <w:pPr>
+              <w:pStyle w:val="Compact"/>
+              <w:jc w:val="center"/>
+            </w:pPr>
+            <w:r>
+              <w:t xml:space="preserve">D</w:t>
+            </w:r>
+          </w:p>
+        </w:tc>
+        <w:tc>
+          <w:tcPr/>
+          <w:p>
+            <w:pPr>
+              <w:pStyle w:val="Compact"/>
+              <w:jc w:val="right"/>
+            </w:pPr>
+            <w:r>
+              <w:t xml:space="preserve">315</w:t>
+            </w:r>
+          </w:p>
+        </w:tc>
+        <w:tc>
+          <w:tcPr/>
+          <w:p>
+            <w:pPr>
+              <w:pStyle w:val="Compact"/>
+              <w:jc w:val="left"/>
+            </w:pPr>
+            <w:r>
+              <w:t xml:space="preserve">US 75%</w:t>
+            </w:r>
+          </w:p>
+        </w:tc>
+        <w:tc>
+          <w:tcPr/>
+          <w:p>
+            <w:pPr>
+              <w:pStyle w:val="Compact"/>
+              <w:jc w:val="left"/>
+            </w:pPr>
+            <w:r>
+              <w:t xml:space="preserve">2025 27%</w:t>
+            </w:r>
+          </w:p>
+        </w:tc>
+        <w:tc>
+          <w:tcPr/>
+          <w:p>
+            <w:pPr>
+              <w:pStyle w:val="Compact"/>
+              <w:jc w:val="right"/>
+            </w:pPr>
+            <w:r>
+              <w:t xml:space="preserve">50%</w:t>
+            </w:r>
+          </w:p>
+        </w:tc>
+        <w:tc>
+          <w:tcPr/>
+          <w:p>
+            <w:pPr>
+              <w:pStyle w:val="Compact"/>
+              <w:jc w:val="right"/>
+            </w:pPr>
+            <w:r>
+              <w:t xml:space="preserve">3</w:t>
+            </w:r>
+          </w:p>
+        </w:tc>
+        <w:tc>
+          <w:tcPr/>
+          <w:p>
+            <w:pPr>
+              <w:pStyle w:val="Compact"/>
+              <w:jc w:val="right"/>
+            </w:pPr>
+            <w:r>
+              <w:t xml:space="preserve">3%</w:t>
+            </w:r>
+          </w:p>
+        </w:tc>
+        <w:tc>
+          <w:tcPr/>
+          <w:p>
+            <w:pPr>
+              <w:pStyle w:val="Compact"/>
+              <w:jc w:val="right"/>
+            </w:pPr>
+            <w:r>
+              <w:t xml:space="preserve">4%</w:t>
+            </w:r>
+          </w:p>
+        </w:tc>
+        <w:tc>
+          <w:tcPr/>
+          <w:p>
+            <w:pPr>
+              <w:pStyle w:val="Compact"/>
+              <w:jc w:val="left"/>
+            </w:pPr>
+            <w:r>
+              <w:t xml:space="preserve">1.65 (1.27-2.14)</w:t>
+            </w:r>
+          </w:p>
+        </w:tc>
+        <w:tc>
+          <w:tcPr/>
+          <w:p>
+            <w:pPr>
+              <w:pStyle w:val="Compact"/>
+              <w:jc w:val="left"/>
+            </w:pPr>
+            <w:r>
+              <w:t xml:space="preserve">persists against other COPD drugs; COPD associated with hearing loss (PMID 38828668)</w:t>
+            </w:r>
+          </w:p>
+        </w:tc>
+      </w:tr>
+      <w:tr>
+        <w:tc>
+          <w:tcPr/>
+          <w:p>
+            <w:pPr>
+              <w:pStyle w:val="Compact"/>
+              <w:jc w:val="left"/>
+            </w:pPr>
+            <w:r>
+              <w:t xml:space="preserve">Travoprost</w:t>
+            </w:r>
+          </w:p>
+        </w:tc>
+        <w:tc>
+          <w:tcPr/>
+          <w:p>
+            <w:pPr>
+              <w:pStyle w:val="Compact"/>
+              <w:jc w:val="left"/>
+            </w:pPr>
+            <w:r>
+              <w:t xml:space="preserve">HL</w:t>
+            </w:r>
+          </w:p>
+        </w:tc>
+        <w:tc>
+          <w:tcPr/>
+          <w:p>
+            <w:pPr>
+              <w:pStyle w:val="Compact"/>
+              <w:jc w:val="center"/>
+            </w:pPr>
+            <w:r>
+              <w:t xml:space="preserve">E</w:t>
+            </w:r>
+          </w:p>
+        </w:tc>
+        <w:tc>
+          <w:tcPr/>
+          <w:p>
+            <w:pPr>
+              <w:pStyle w:val="Compact"/>
+              <w:jc w:val="center"/>
+            </w:pPr>
+            <w:r>
+              <w:t xml:space="preserve">D</w:t>
+            </w:r>
+          </w:p>
+        </w:tc>
+        <w:tc>
+          <w:tcPr/>
+          <w:p>
+            <w:pPr>
+              <w:pStyle w:val="Compact"/>
+              <w:jc w:val="right"/>
+            </w:pPr>
+            <w:r>
+              <w:t xml:space="preserve">140</w:t>
+            </w:r>
+          </w:p>
+        </w:tc>
+        <w:tc>
+          <w:tcPr/>
+          <w:p>
+            <w:pPr>
+              <w:pStyle w:val="Compact"/>
+              <w:jc w:val="left"/>
+            </w:pPr>
+            <w:r>
+              <w:t xml:space="preserve">US 61%</w:t>
+            </w:r>
+          </w:p>
+        </w:tc>
+        <w:tc>
+          <w:tcPr/>
+          <w:p>
+            <w:pPr>
+              <w:pStyle w:val="Compact"/>
+              <w:jc w:val="left"/>
+            </w:pPr>
+            <w:r>
+              <w:t xml:space="preserve">2019 23%</w:t>
+            </w:r>
+          </w:p>
+        </w:tc>
+        <w:tc>
+          <w:tcPr/>
+          <w:p>
+            <w:pPr>
+              <w:pStyle w:val="Compact"/>
+              <w:jc w:val="right"/>
+            </w:pPr>
+            <w:r>
+              <w:t xml:space="preserve">75%</w:t>
+            </w:r>
+          </w:p>
+        </w:tc>
+        <w:tc>
+          <w:tcPr/>
+          <w:p>
+            <w:pPr>
+              <w:pStyle w:val="Compact"/>
+              <w:jc w:val="right"/>
+            </w:pPr>
+            <w:r>
+              <w:t xml:space="preserve">1</w:t>
+            </w:r>
+          </w:p>
+        </w:tc>
+        <w:tc>
+          <w:tcPr/>
+          <w:p>
+            <w:pPr>
+              <w:pStyle w:val="Compact"/>
+              <w:jc w:val="right"/>
+            </w:pPr>
+            <w:r>
+              <w:t xml:space="preserve">0%</w:t>
+            </w:r>
+          </w:p>
+        </w:tc>
+        <w:tc>
+          <w:tcPr/>
+          <w:p>
+            <w:pPr>
+              <w:pStyle w:val="Compact"/>
+              <w:jc w:val="right"/>
+            </w:pPr>
+            <w:r>
+              <w:t xml:space="preserve">3%</w:t>
+            </w:r>
+          </w:p>
+        </w:tc>
+        <w:tc>
+          <w:tcPr/>
+          <w:p>
+            <w:pPr>
+              <w:pStyle w:val="Compact"/>
+              <w:jc w:val="left"/>
+            </w:pPr>
+            <w:r>
+              <w:t xml:space="preserve">2.43 (1.80-3.29)</w:t>
+            </w:r>
+          </w:p>
+        </w:tc>
+        <w:tc>
+          <w:tcPr/>
+          <w:p>
+            <w:pPr>
+              <w:pStyle w:val="Compact"/>
+              <w:jc w:val="left"/>
+            </w:pPr>
+            <w:r>
+              <w:t xml:space="preserve">persists against other glaucoma drugs; median age 80; glaucoma associated with SNHL (PMID 31935130)</w:t>
+            </w:r>
+          </w:p>
+        </w:tc>
+      </w:tr>
+      <w:tr>
+        <w:tc>
+          <w:tcPr/>
+          <w:p>
+            <w:pPr>
+              <w:pStyle w:val="Compact"/>
+              <w:jc w:val="left"/>
+            </w:pPr>
+            <w:r>
+              <w:t xml:space="preserve">Candesartan</w:t>
+            </w:r>
+          </w:p>
+        </w:tc>
+        <w:tc>
+          <w:tcPr/>
+          <w:p>
+            <w:pPr>
+              <w:pStyle w:val="Compact"/>
+              <w:jc w:val="left"/>
+            </w:pPr>
+            <w:r>
+              <w:t xml:space="preserve">Tin</w:t>
+            </w:r>
+          </w:p>
+        </w:tc>
+        <w:tc>
+          <w:tcPr/>
+          <w:p>
+            <w:pPr>
+              <w:pStyle w:val="Compact"/>
+              <w:jc w:val="center"/>
+            </w:pPr>
+            <w:r>
+              <w:t xml:space="preserve">A</w:t>
+            </w:r>
+          </w:p>
+        </w:tc>
+        <w:tc>
+          <w:tcPr/>
+          <w:p>
+            <w:pPr>
+              <w:pStyle w:val="Compact"/>
+              <w:jc w:val="center"/>
+            </w:pPr>
+            <w:r>
+              <w:t xml:space="preserve">A</w:t>
+            </w:r>
+          </w:p>
+        </w:tc>
+        <w:tc>
+          <w:tcPr/>
+          <w:p>
+            <w:pPr>
+              <w:pStyle w:val="Compact"/>
+              <w:jc w:val="right"/>
+            </w:pPr>
+            <w:r>
+              <w:t xml:space="preserve">422</w:t>
+            </w:r>
+          </w:p>
+        </w:tc>
+        <w:tc>
+          <w:tcPr/>
+          <w:p>
+            <w:pPr>
+              <w:pStyle w:val="Compact"/>
+              <w:jc w:val="left"/>
+            </w:pPr>
+            <w:r>
+              <w:t xml:space="preserve">GB 80%</w:t>
+            </w:r>
+          </w:p>
+        </w:tc>
+        <w:tc>
+          <w:tcPr/>
+          <w:p>
+            <w:pPr>
+              <w:pStyle w:val="Compact"/>
+              <w:jc w:val="left"/>
+            </w:pPr>
+            <w:r>
+              <w:t xml:space="preserve">2023 54%</w:t>
+            </w:r>
+          </w:p>
+        </w:tc>
+        <w:tc>
+          <w:tcPr/>
+          <w:p>
+            <w:pPr>
+              <w:pStyle w:val="Compact"/>
+              <w:jc w:val="right"/>
+            </w:pPr>
+            <w:r>
+              <w:t xml:space="preserve">38%</w:t>
+            </w:r>
+          </w:p>
+        </w:tc>
+        <w:tc>
+          <w:tcPr/>
+          <w:p>
+            <w:pPr>
+              <w:pStyle w:val="Compact"/>
+              <w:jc w:val="right"/>
+            </w:pPr>
+            <w:r>
+              <w:t xml:space="preserve">42</w:t>
+            </w:r>
+          </w:p>
+        </w:tc>
+        <w:tc>
+          <w:tcPr/>
+          <w:p>
+            <w:pPr>
+              <w:pStyle w:val="Compact"/>
+              <w:jc w:val="right"/>
+            </w:pPr>
+            <w:r>
+              <w:t xml:space="preserve">83%</w:t>
+            </w:r>
+          </w:p>
+        </w:tc>
+        <w:tc>
+          <w:tcPr/>
+          <w:p>
+            <w:pPr>
+              <w:pStyle w:val="Compact"/>
+              <w:jc w:val="right"/>
+            </w:pPr>
+            <w:r>
+              <w:t xml:space="preserve">34%</w:t>
+            </w:r>
+          </w:p>
+        </w:tc>
+        <w:tc>
+          <w:tcPr/>
+          <w:p>
+            <w:pPr>
+              <w:pStyle w:val="Compact"/>
+            </w:pPr>
+          </w:p>
+        </w:tc>
+        <w:tc>
+          <w:tcPr/>
+          <w:p>
+            <w:pPr>
+              <w:pStyle w:val="Compact"/>
+              <w:jc w:val="left"/>
+            </w:pPr>
+            <w:r>
+              <w:t xml:space="preserve">83% of cases in reports listing &gt;= 15 drugs</w:t>
+            </w:r>
+          </w:p>
+        </w:tc>
+      </w:tr>
+      <w:tr>
+        <w:tc>
+          <w:tcPr/>
+          <w:p>
+            <w:pPr>
+              <w:pStyle w:val="Compact"/>
+              <w:jc w:val="left"/>
+            </w:pPr>
+            <w:r>
+              <w:t xml:space="preserve">Propranolol</w:t>
+            </w:r>
+          </w:p>
+        </w:tc>
+        <w:tc>
+          <w:tcPr/>
+          <w:p>
+            <w:pPr>
+              <w:pStyle w:val="Compact"/>
+              <w:jc w:val="left"/>
+            </w:pPr>
+            <w:r>
+              <w:t xml:space="preserve">Tin</w:t>
+            </w:r>
+          </w:p>
+        </w:tc>
+        <w:tc>
+          <w:tcPr/>
+          <w:p>
+            <w:pPr>
+              <w:pStyle w:val="Compact"/>
+              <w:jc w:val="center"/>
+            </w:pPr>
+            <w:r>
+              <w:t xml:space="preserve">A</w:t>
+            </w:r>
+          </w:p>
+        </w:tc>
+        <w:tc>
+          <w:tcPr/>
+          <w:p>
+            <w:pPr>
+              <w:pStyle w:val="Compact"/>
+              <w:jc w:val="center"/>
+            </w:pPr>
+            <w:r>
+              <w:t xml:space="preserve">A</w:t>
+            </w:r>
+          </w:p>
+        </w:tc>
+        <w:tc>
+          <w:tcPr/>
+          <w:p>
+            <w:pPr>
+              <w:pStyle w:val="Compact"/>
+              <w:jc w:val="right"/>
+            </w:pPr>
+            <w:r>
+              <w:t xml:space="preserve">189</w:t>
+            </w:r>
+          </w:p>
+        </w:tc>
+        <w:tc>
+          <w:tcPr/>
+          <w:p>
+            <w:pPr>
+              <w:pStyle w:val="Compact"/>
+              <w:jc w:val="left"/>
+            </w:pPr>
+            <w:r>
+              <w:t xml:space="preserve">PT 50%</w:t>
+            </w:r>
+          </w:p>
+        </w:tc>
+        <w:tc>
+          <w:tcPr/>
+          <w:p>
+            <w:pPr>
+              <w:pStyle w:val="Compact"/>
+              <w:jc w:val="left"/>
+            </w:pPr>
+            <w:r>
+              <w:t xml:space="preserve">2024 21%</w:t>
+            </w:r>
+          </w:p>
+        </w:tc>
+        <w:tc>
+          <w:tcPr/>
+          <w:p>
+            <w:pPr>
+              <w:pStyle w:val="Compact"/>
+              <w:jc w:val="right"/>
+            </w:pPr>
+            <w:r>
+              <w:t xml:space="preserve">24%</w:t>
+            </w:r>
+          </w:p>
+        </w:tc>
+        <w:tc>
+          <w:tcPr/>
+          <w:p>
+            <w:pPr>
+              <w:pStyle w:val="Compact"/>
+              <w:jc w:val="right"/>
+            </w:pPr>
+            <w:r>
+              <w:t xml:space="preserve">71</w:t>
+            </w:r>
+          </w:p>
+        </w:tc>
+        <w:tc>
+          <w:tcPr/>
+          <w:p>
+            <w:pPr>
+              <w:pStyle w:val="Compact"/>
+              <w:jc w:val="right"/>
+            </w:pPr>
+            <w:r>
+              <w:t xml:space="preserve">66%</w:t>
+            </w:r>
+          </w:p>
+        </w:tc>
+        <w:tc>
+          <w:tcPr/>
+          <w:p>
+            <w:pPr>
+              <w:pStyle w:val="Compact"/>
+              <w:jc w:val="right"/>
+            </w:pPr>
+            <w:r>
+              <w:t xml:space="preserve">66%</w:t>
+            </w:r>
+          </w:p>
+        </w:tc>
+        <w:tc>
+          <w:tcPr/>
+          <w:p>
+            <w:pPr>
+              <w:pStyle w:val="Compact"/>
+            </w:pPr>
+          </w:p>
+        </w:tc>
+        <w:tc>
+          <w:tcPr/>
+          <w:p>
+            <w:pPr>
+              <w:pStyle w:val="Compact"/>
+              <w:jc w:val="left"/>
+            </w:pPr>
+            <w:r>
+              <w:t xml:space="preserve">66% of cases in reports listing &gt;= 15 drugs</w:t>
+            </w:r>
+          </w:p>
+        </w:tc>
+      </w:tr>
+      <w:tr>
+        <w:tc>
+          <w:tcPr/>
+          <w:p>
+            <w:pPr>
+              <w:pStyle w:val="Compact"/>
+              <w:jc w:val="left"/>
+            </w:pPr>
+            <w:r>
+              <w:t xml:space="preserve">Tozinameran</w:t>
+            </w:r>
+          </w:p>
+        </w:tc>
+        <w:tc>
+          <w:tcPr/>
+          <w:p>
+            <w:pPr>
+              <w:pStyle w:val="Compact"/>
+              <w:jc w:val="left"/>
+            </w:pPr>
+            <w:r>
+              <w:t xml:space="preserve">Tin</w:t>
+            </w:r>
+          </w:p>
+        </w:tc>
+        <w:tc>
+          <w:tcPr/>
+          <w:p>
+            <w:pPr>
+              <w:pStyle w:val="Compact"/>
+              <w:jc w:val="center"/>
+            </w:pPr>
+            <w:r>
+              <w:t xml:space="preserve">A</w:t>
+            </w:r>
+          </w:p>
+        </w:tc>
+        <w:tc>
+          <w:tcPr/>
+          <w:p>
+            <w:pPr>
+              <w:pStyle w:val="Compact"/>
+              <w:jc w:val="center"/>
+            </w:pPr>
+            <w:r>
+              <w:t xml:space="preserve">A</w:t>
+            </w:r>
+          </w:p>
+        </w:tc>
+        <w:tc>
+          <w:tcPr/>
+          <w:p>
+            <w:pPr>
+              <w:pStyle w:val="Compact"/>
+              <w:jc w:val="right"/>
+            </w:pPr>
+            <w:r>
+              <w:t xml:space="preserve">109</w:t>
+            </w:r>
+          </w:p>
+        </w:tc>
+        <w:tc>
+          <w:tcPr/>
+          <w:p>
+            <w:pPr>
+              <w:pStyle w:val="Compact"/>
+              <w:jc w:val="left"/>
+            </w:pPr>
+            <w:r>
+              <w:t xml:space="preserve">GB 52%</w:t>
+            </w:r>
+          </w:p>
+        </w:tc>
+        <w:tc>
+          <w:tcPr/>
+          <w:p>
+            <w:pPr>
+              <w:pStyle w:val="Compact"/>
+              <w:jc w:val="left"/>
+            </w:pPr>
+            <w:r>
+              <w:t xml:space="preserve">2023 38%</w:t>
+            </w:r>
+          </w:p>
+        </w:tc>
+        <w:tc>
+          <w:tcPr/>
+          <w:p>
+            <w:pPr>
+              <w:pStyle w:val="Compact"/>
+              <w:jc w:val="right"/>
+            </w:pPr>
+            <w:r>
+              <w:t xml:space="preserve">46%</w:t>
+            </w:r>
+          </w:p>
+        </w:tc>
+        <w:tc>
+          <w:tcPr/>
+          <w:p>
+            <w:pPr>
+              <w:pStyle w:val="Compact"/>
+              <w:jc w:val="right"/>
+            </w:pPr>
+            <w:r>
+              <w:t xml:space="preserve">28</w:t>
+            </w:r>
+          </w:p>
+        </w:tc>
+        <w:tc>
+          <w:tcPr/>
+          <w:p>
+            <w:pPr>
+              <w:pStyle w:val="Compact"/>
+              <w:jc w:val="right"/>
+            </w:pPr>
+            <w:r>
+              <w:t xml:space="preserve">51%</w:t>
+            </w:r>
+          </w:p>
+        </w:tc>
+        <w:tc>
+          <w:tcPr/>
+          <w:p>
+            <w:pPr>
+              <w:pStyle w:val="Compact"/>
+              <w:jc w:val="right"/>
+            </w:pPr>
+            <w:r>
+              <w:t xml:space="preserve">48%</w:t>
+            </w:r>
+          </w:p>
+        </w:tc>
+        <w:tc>
+          <w:tcPr/>
+          <w:p>
+            <w:pPr>
+              <w:pStyle w:val="Compact"/>
+            </w:pPr>
+          </w:p>
+        </w:tc>
+        <w:tc>
+          <w:tcPr/>
+          <w:p>
+            <w:pPr>
+              <w:pStyle w:val="Compact"/>
+              <w:jc w:val="left"/>
+            </w:pPr>
+            <w:r>
+              <w:t xml:space="preserve">51% of cases in reports listing &gt;= 15 drugs; mass vaccination; cohort evidence conflicting (Israel SIR 1.35, PMID 35201275; Denmark null, PMID 37288514)</w:t>
+            </w:r>
+          </w:p>
+        </w:tc>
+      </w:tr>
+      <w:tr>
+        <w:tc>
+          <w:tcPr/>
+          <w:p>
+            <w:pPr>
+              <w:pStyle w:val="Compact"/>
+              <w:jc w:val="left"/>
+            </w:pPr>
+            <w:r>
+              <w:t xml:space="preserve">Indapamide</w:t>
+            </w:r>
+          </w:p>
+        </w:tc>
+        <w:tc>
+          <w:tcPr/>
+          <w:p>
+            <w:pPr>
+              <w:pStyle w:val="Compact"/>
+              <w:jc w:val="left"/>
+            </w:pPr>
+            <w:r>
+              <w:t xml:space="preserve">Tin</w:t>
+            </w:r>
+          </w:p>
+        </w:tc>
+        <w:tc>
+          <w:tcPr/>
+          <w:p>
+            <w:pPr>
+              <w:pStyle w:val="Compact"/>
+              <w:jc w:val="center"/>
+            </w:pPr>
+            <w:r>
+              <w:t xml:space="preserve">A</w:t>
+            </w:r>
+          </w:p>
+        </w:tc>
+        <w:tc>
+          <w:tcPr/>
+          <w:p>
+            <w:pPr>
+              <w:pStyle w:val="Compact"/>
+              <w:jc w:val="center"/>
+            </w:pPr>
+            <w:r>
+              <w:t xml:space="preserve">A</w:t>
+            </w:r>
+          </w:p>
+        </w:tc>
+        <w:tc>
+          <w:tcPr/>
+          <w:p>
+            <w:pPr>
+              <w:pStyle w:val="Compact"/>
+              <w:jc w:val="right"/>
+            </w:pPr>
+            <w:r>
+              <w:t xml:space="preserve">44</w:t>
+            </w:r>
+          </w:p>
+        </w:tc>
+        <w:tc>
+          <w:tcPr/>
+          <w:p>
+            <w:pPr>
+              <w:pStyle w:val="Compact"/>
+              <w:jc w:val="left"/>
+            </w:pPr>
+            <w:r>
+              <w:t xml:space="preserve">PL 50%</w:t>
+            </w:r>
+          </w:p>
+        </w:tc>
+        <w:tc>
+          <w:tcPr/>
+          <w:p>
+            <w:pPr>
+              <w:pStyle w:val="Compact"/>
+              <w:jc w:val="left"/>
+            </w:pPr>
+            <w:r>
+              <w:t xml:space="preserve">2018 23%</w:t>
+            </w:r>
+          </w:p>
+        </w:tc>
+        <w:tc>
+          <w:tcPr/>
+          <w:p>
+            <w:pPr>
+              <w:pStyle w:val="Compact"/>
+              <w:jc w:val="right"/>
+            </w:pPr>
+            <w:r>
+              <w:t xml:space="preserve">18%</w:t>
+            </w:r>
+          </w:p>
+        </w:tc>
+        <w:tc>
+          <w:tcPr/>
+          <w:p>
+            <w:pPr>
+              <w:pStyle w:val="Compact"/>
+              <w:jc w:val="right"/>
+            </w:pPr>
+            <w:r>
+              <w:t xml:space="preserve">15.5</w:t>
+            </w:r>
+          </w:p>
+        </w:tc>
+        <w:tc>
+          <w:tcPr/>
+          <w:p>
+            <w:pPr>
+              <w:pStyle w:val="Compact"/>
+              <w:jc w:val="right"/>
+            </w:pPr>
+            <w:r>
+              <w:t xml:space="preserve">55%</w:t>
+            </w:r>
+          </w:p>
+        </w:tc>
+        <w:tc>
+          <w:tcPr/>
+          <w:p>
+            <w:pPr>
+              <w:pStyle w:val="Compact"/>
+              <w:jc w:val="right"/>
+            </w:pPr>
+            <w:r>
+              <w:t xml:space="preserve">59%</w:t>
+            </w:r>
+          </w:p>
+        </w:tc>
+        <w:tc>
+          <w:tcPr/>
+          <w:p>
+            <w:pPr>
+              <w:pStyle w:val="Compact"/>
+            </w:pPr>
+          </w:p>
+        </w:tc>
+        <w:tc>
+          <w:tcPr/>
+          <w:p>
+            <w:pPr>
+              <w:pStyle w:val="Compact"/>
+              <w:jc w:val="left"/>
+            </w:pPr>
+            <w:r>
+              <w:t xml:space="preserve">55% of cases in reports listing &gt;= 15 drugs</w:t>
+            </w:r>
+          </w:p>
+        </w:tc>
+      </w:tr>
+      <w:tr>
+        <w:tc>
+          <w:tcPr/>
+          <w:p>
+            <w:pPr>
+              <w:pStyle w:val="Compact"/>
+              <w:jc w:val="left"/>
+            </w:pPr>
+            <w:r>
+              <w:t xml:space="preserve">Finasteride</w:t>
+            </w:r>
+          </w:p>
+        </w:tc>
+        <w:tc>
+          <w:tcPr/>
+          <w:p>
+            <w:pPr>
+              <w:pStyle w:val="Compact"/>
+              <w:jc w:val="left"/>
+            </w:pPr>
+            <w:r>
+              <w:t xml:space="preserve">Tin</w:t>
+            </w:r>
+          </w:p>
+        </w:tc>
+        <w:tc>
+          <w:tcPr/>
+          <w:p>
+            <w:pPr>
+              <w:pStyle w:val="Compact"/>
+              <w:jc w:val="center"/>
+            </w:pPr>
+            <w:r>
+              <w:t xml:space="preserve">C</w:t>
+            </w:r>
+          </w:p>
+        </w:tc>
+        <w:tc>
+          <w:tcPr/>
+          <w:p>
+            <w:pPr>
+              <w:pStyle w:val="Compact"/>
+              <w:jc w:val="center"/>
+            </w:pPr>
+            <w:r>
+              <w:t xml:space="preserve">C</w:t>
+            </w:r>
+          </w:p>
+        </w:tc>
+        <w:tc>
+          <w:tcPr/>
+          <w:p>
+            <w:pPr>
+              <w:pStyle w:val="Compact"/>
+              <w:jc w:val="right"/>
+            </w:pPr>
+            <w:r>
+              <w:t xml:space="preserve">293</w:t>
+            </w:r>
+          </w:p>
+        </w:tc>
+        <w:tc>
+          <w:tcPr/>
+          <w:p>
+            <w:pPr>
+              <w:pStyle w:val="Compact"/>
+              <w:jc w:val="left"/>
+            </w:pPr>
+            <w:r>
+              <w:t xml:space="preserve">GB 38%</w:t>
+            </w:r>
+          </w:p>
+        </w:tc>
+        <w:tc>
+          <w:tcPr/>
+          <w:p>
+            <w:pPr>
+              <w:pStyle w:val="Compact"/>
+              <w:jc w:val="left"/>
+            </w:pPr>
+            <w:r>
+              <w:t xml:space="preserve">2024 17%</w:t>
+            </w:r>
+          </w:p>
+        </w:tc>
+        <w:tc>
+          <w:tcPr/>
+          <w:p>
+            <w:pPr>
+              <w:pStyle w:val="Compact"/>
+              <w:jc w:val="right"/>
+            </w:pPr>
+            <w:r>
+              <w:t xml:space="preserve">60%</w:t>
+            </w:r>
+          </w:p>
+        </w:tc>
+        <w:tc>
+          <w:tcPr/>
+          <w:p>
+            <w:pPr>
+              <w:pStyle w:val="Compact"/>
+              <w:jc w:val="right"/>
+            </w:pPr>
+            <w:r>
+              <w:t xml:space="preserve">1</w:t>
+            </w:r>
+          </w:p>
+        </w:tc>
+        <w:tc>
+          <w:tcPr/>
+          <w:p>
+            <w:pPr>
+              <w:pStyle w:val="Compact"/>
+              <w:jc w:val="right"/>
+            </w:pPr>
+            <w:r>
+              <w:t xml:space="preserve">0%</w:t>
+            </w:r>
+          </w:p>
+        </w:tc>
+        <w:tc>
+          <w:tcPr/>
+          <w:p>
+            <w:pPr>
+              <w:pStyle w:val="Compact"/>
+              <w:jc w:val="right"/>
+            </w:pPr>
+            <w:r>
+              <w:t xml:space="preserve">1%</w:t>
+            </w:r>
+          </w:p>
+        </w:tc>
+        <w:tc>
+          <w:tcPr/>
+          <w:p>
+            <w:pPr>
+              <w:pStyle w:val="Compact"/>
+            </w:pPr>
+          </w:p>
+        </w:tc>
+        <w:tc>
+          <w:tcPr/>
+          <w:p>
+            <w:pPr>
+              <w:pStyle w:val="Compact"/>
+              <w:jc w:val="left"/>
+            </w:pPr>
+            <w:r>
+              <w:t xml:space="preserve">post-finasteride syndrome advocacy reporting</w:t>
+            </w:r>
+          </w:p>
+        </w:tc>
+      </w:tr>
+      <w:tr>
+        <w:tc>
+          <w:tcPr/>
+          <w:p>
+            <w:pPr>
+              <w:pStyle w:val="Compact"/>
+              <w:jc w:val="left"/>
+            </w:pPr>
+            <w:r>
+              <w:t xml:space="preserve">Rofecoxib</w:t>
+            </w:r>
+          </w:p>
+        </w:tc>
+        <w:tc>
+          <w:tcPr/>
+          <w:p>
+            <w:pPr>
+              <w:pStyle w:val="Compact"/>
+              <w:jc w:val="left"/>
+            </w:pPr>
+            <w:r>
+              <w:t xml:space="preserve">Tin</w:t>
+            </w:r>
+          </w:p>
+        </w:tc>
+        <w:tc>
+          <w:tcPr/>
+          <w:p>
+            <w:pPr>
+              <w:pStyle w:val="Compact"/>
+              <w:jc w:val="center"/>
+            </w:pPr>
+            <w:r>
+              <w:t xml:space="preserve">C</w:t>
+            </w:r>
+          </w:p>
+        </w:tc>
+        <w:tc>
+          <w:tcPr/>
+          <w:p>
+            <w:pPr>
+              <w:pStyle w:val="Compact"/>
+              <w:jc w:val="center"/>
+            </w:pPr>
+            <w:r>
+              <w:t xml:space="preserve">C</w:t>
+            </w:r>
+          </w:p>
+        </w:tc>
+        <w:tc>
+          <w:tcPr/>
+          <w:p>
+            <w:pPr>
+              <w:pStyle w:val="Compact"/>
+              <w:jc w:val="right"/>
+            </w:pPr>
+            <w:r>
+              <w:t xml:space="preserve">189</w:t>
+            </w:r>
+          </w:p>
+        </w:tc>
+        <w:tc>
+          <w:tcPr/>
+          <w:p>
+            <w:pPr>
+              <w:pStyle w:val="Compact"/>
+              <w:jc w:val="left"/>
+            </w:pPr>
+            <w:r>
+              <w:t xml:space="preserve">US 58%</w:t>
+            </w:r>
+          </w:p>
+        </w:tc>
+        <w:tc>
+          <w:tcPr/>
+          <w:p>
+            <w:pPr>
+              <w:pStyle w:val="Compact"/>
+              <w:jc w:val="left"/>
+            </w:pPr>
+            <w:r>
+              <w:t xml:space="preserve">2006 47%</w:t>
+            </w:r>
+          </w:p>
+        </w:tc>
+        <w:tc>
+          <w:tcPr/>
+          <w:p>
+            <w:pPr>
+              <w:pStyle w:val="Compact"/>
+              <w:jc w:val="right"/>
+            </w:pPr>
+            <w:r>
+              <w:t xml:space="preserve">8%</w:t>
+            </w:r>
+          </w:p>
+        </w:tc>
+        <w:tc>
+          <w:tcPr/>
+          <w:p>
+            <w:pPr>
+              <w:pStyle w:val="Compact"/>
+              <w:jc w:val="right"/>
+            </w:pPr>
+            <w:r>
+              <w:t xml:space="preserve">6</w:t>
+            </w:r>
+          </w:p>
+        </w:tc>
+        <w:tc>
+          <w:tcPr/>
+          <w:p>
+            <w:pPr>
+              <w:pStyle w:val="Compact"/>
+              <w:jc w:val="right"/>
+            </w:pPr>
+            <w:r>
+              <w:t xml:space="preserve">21%</w:t>
+            </w:r>
+          </w:p>
+        </w:tc>
+        <w:tc>
+          <w:tcPr/>
+          <w:p>
+            <w:pPr>
+              <w:pStyle w:val="Compact"/>
+              <w:jc w:val="right"/>
+            </w:pPr>
+            <w:r>
+              <w:t xml:space="preserve">26%</w:t>
+            </w:r>
+          </w:p>
+        </w:tc>
+        <w:tc>
+          <w:tcPr/>
+          <w:p>
+            <w:pPr>
+              <w:pStyle w:val="Compact"/>
+            </w:pPr>
+          </w:p>
+        </w:tc>
+        <w:tc>
+          <w:tcPr/>
+          <w:p>
+            <w:pPr>
+              <w:pStyle w:val="Compact"/>
+              <w:jc w:val="left"/>
+            </w:pPr>
+            <w:r>
+              <w:t xml:space="preserve">litigation-era reporting (2004-2006)</w:t>
+            </w:r>
+          </w:p>
+        </w:tc>
+      </w:tr>
+      <w:tr>
+        <w:tc>
+          <w:tcPr/>
+          <w:p>
+            <w:pPr>
+              <w:pStyle w:val="Compact"/>
+              <w:jc w:val="left"/>
+            </w:pPr>
+            <w:r>
               <w:t xml:space="preserve">Elasomeran</w:t>
             </w:r>
           </w:p>
@@ -3444,7 +5680,7 @@
               <w:jc w:val="left"/>
             </w:pPr>
             <w:r>
-              <w:t xml:space="preserve">HL</w:t>
+              <w:t xml:space="preserve">Tin</w:t>
             </w:r>
           </w:p>
         </w:tc>
@@ -3480,19 +5716,647 @@
               <w:jc w:val="right"/>
             </w:pPr>
             <w:r>
-              <w:t xml:space="preserve">20</w:t>
-            </w:r>
-          </w:p>
-        </w:tc>
-        <w:tc>
-          <w:tcPr/>
-          <w:p>
-            <w:pPr>
-              <w:pStyle w:val="Compact"/>
-              <w:jc w:val="left"/>
-            </w:pPr>
-            <w:r>
-              <w:t xml:space="preserve">US 85%</w:t>
+              <w:t xml:space="preserve">13</w:t>
+            </w:r>
+          </w:p>
+        </w:tc>
+        <w:tc>
+          <w:tcPr/>
+          <w:p>
+            <w:pPr>
+              <w:pStyle w:val="Compact"/>
+              <w:jc w:val="left"/>
+            </w:pPr>
+            <w:r>
+              <w:t xml:space="preserve">US 54%</w:t>
+            </w:r>
+          </w:p>
+        </w:tc>
+        <w:tc>
+          <w:tcPr/>
+          <w:p>
+            <w:pPr>
+              <w:pStyle w:val="Compact"/>
+              <w:jc w:val="left"/>
+            </w:pPr>
+            <w:r>
+              <w:t xml:space="preserve">2023 38%</w:t>
+            </w:r>
+          </w:p>
+        </w:tc>
+        <w:tc>
+          <w:tcPr/>
+          <w:p>
+            <w:pPr>
+              <w:pStyle w:val="Compact"/>
+              <w:jc w:val="right"/>
+            </w:pPr>
+            <w:r>
+              <w:t xml:space="preserve">69%</w:t>
+            </w:r>
+          </w:p>
+        </w:tc>
+        <w:tc>
+          <w:tcPr/>
+          <w:p>
+            <w:pPr>
+              <w:pStyle w:val="Compact"/>
+              <w:jc w:val="right"/>
+            </w:pPr>
+            <w:r>
+              <w:t xml:space="preserve">8</w:t>
+            </w:r>
+          </w:p>
+        </w:tc>
+        <w:tc>
+          <w:tcPr/>
+          <w:p>
+            <w:pPr>
+              <w:pStyle w:val="Compact"/>
+              <w:jc w:val="right"/>
+            </w:pPr>
+            <w:r>
+              <w:t xml:space="preserve">31%</w:t>
+            </w:r>
+          </w:p>
+        </w:tc>
+        <w:tc>
+          <w:tcPr/>
+          <w:p>
+            <w:pPr>
+              <w:pStyle w:val="Compact"/>
+              <w:jc w:val="right"/>
+            </w:pPr>
+            <w:r>
+              <w:t xml:space="preserve">23%</w:t>
+            </w:r>
+          </w:p>
+        </w:tc>
+        <w:tc>
+          <w:tcPr/>
+          <w:p>
+            <w:pPr>
+              <w:pStyle w:val="Compact"/>
+            </w:pPr>
+          </w:p>
+        </w:tc>
+        <w:tc>
+          <w:tcPr/>
+          <w:p>
+            <w:pPr>
+              <w:pStyle w:val="Compact"/>
+              <w:jc w:val="left"/>
+            </w:pPr>
+            <w:r>
+              <w:t xml:space="preserve">mass vaccination; media attention to hearing effects</w:t>
+            </w:r>
+          </w:p>
+        </w:tc>
+      </w:tr>
+      <w:tr>
+        <w:tc>
+          <w:tcPr/>
+          <w:p>
+            <w:pPr>
+              <w:pStyle w:val="Compact"/>
+              <w:jc w:val="left"/>
+            </w:pPr>
+            <w:r>
+              <w:t xml:space="preserve">Galcanezumab</w:t>
+            </w:r>
+          </w:p>
+        </w:tc>
+        <w:tc>
+          <w:tcPr/>
+          <w:p>
+            <w:pPr>
+              <w:pStyle w:val="Compact"/>
+              <w:jc w:val="left"/>
+            </w:pPr>
+            <w:r>
+              <w:t xml:space="preserve">Tin</w:t>
+            </w:r>
+          </w:p>
+        </w:tc>
+        <w:tc>
+          <w:tcPr/>
+          <w:p>
+            <w:pPr>
+              <w:pStyle w:val="Compact"/>
+              <w:jc w:val="center"/>
+            </w:pPr>
+            <w:r>
+              <w:t xml:space="preserve">D</w:t>
+            </w:r>
+          </w:p>
+        </w:tc>
+        <w:tc>
+          <w:tcPr/>
+          <w:p>
+            <w:pPr>
+              <w:pStyle w:val="Compact"/>
+              <w:jc w:val="center"/>
+            </w:pPr>
+            <w:r>
+              <w:t xml:space="preserve">E</w:t>
+            </w:r>
+          </w:p>
+        </w:tc>
+        <w:tc>
+          <w:tcPr/>
+          <w:p>
+            <w:pPr>
+              <w:pStyle w:val="Compact"/>
+              <w:jc w:val="right"/>
+            </w:pPr>
+            <w:r>
+              <w:t xml:space="preserve">96</w:t>
+            </w:r>
+          </w:p>
+        </w:tc>
+        <w:tc>
+          <w:tcPr/>
+          <w:p>
+            <w:pPr>
+              <w:pStyle w:val="Compact"/>
+              <w:jc w:val="left"/>
+            </w:pPr>
+            <w:r>
+              <w:t xml:space="preserve">US 94%</w:t>
+            </w:r>
+          </w:p>
+        </w:tc>
+        <w:tc>
+          <w:tcPr/>
+          <w:p>
+            <w:pPr>
+              <w:pStyle w:val="Compact"/>
+              <w:jc w:val="left"/>
+            </w:pPr>
+            <w:r>
+              <w:t xml:space="preserve">2020 28%</w:t>
+            </w:r>
+          </w:p>
+        </w:tc>
+        <w:tc>
+          <w:tcPr/>
+          <w:p>
+            <w:pPr>
+              <w:pStyle w:val="Compact"/>
+              <w:jc w:val="right"/>
+            </w:pPr>
+            <w:r>
+              <w:t xml:space="preserve">88%</w:t>
+            </w:r>
+          </w:p>
+        </w:tc>
+        <w:tc>
+          <w:tcPr/>
+          <w:p>
+            <w:pPr>
+              <w:pStyle w:val="Compact"/>
+              <w:jc w:val="right"/>
+            </w:pPr>
+            <w:r>
+              <w:t xml:space="preserve">1</w:t>
+            </w:r>
+          </w:p>
+        </w:tc>
+        <w:tc>
+          <w:tcPr/>
+          <w:p>
+            <w:pPr>
+              <w:pStyle w:val="Compact"/>
+              <w:jc w:val="right"/>
+            </w:pPr>
+            <w:r>
+              <w:t xml:space="preserve">0%</w:t>
+            </w:r>
+          </w:p>
+        </w:tc>
+        <w:tc>
+          <w:tcPr/>
+          <w:p>
+            <w:pPr>
+              <w:pStyle w:val="Compact"/>
+              <w:jc w:val="right"/>
+            </w:pPr>
+            <w:r>
+              <w:t xml:space="preserve">1%</w:t>
+            </w:r>
+          </w:p>
+        </w:tc>
+        <w:tc>
+          <w:tcPr/>
+          <w:p>
+            <w:pPr>
+              <w:pStyle w:val="Compact"/>
+              <w:jc w:val="left"/>
+            </w:pPr>
+            <w:r>
+              <w:t xml:space="preserve">0.82 (0.63-1.06)</w:t>
+            </w:r>
+          </w:p>
+        </w:tc>
+        <w:tc>
+          <w:tcPr/>
+          <w:p>
+            <w:pPr>
+              <w:pStyle w:val="Compact"/>
+              <w:jc w:val="left"/>
+            </w:pPr>
+            <w:r>
+              <w:t xml:space="preserve">migraine associated with tinnitus (systematic review, PMID 36459425; a meta-analysis found low evidence, PMID 36380120)</w:t>
+            </w:r>
+          </w:p>
+        </w:tc>
+      </w:tr>
+      <w:tr>
+        <w:tc>
+          <w:tcPr/>
+          <w:p>
+            <w:pPr>
+              <w:pStyle w:val="Compact"/>
+              <w:jc w:val="left"/>
+            </w:pPr>
+            <w:r>
+              <w:t xml:space="preserve">Chlorthalidone</w:t>
+            </w:r>
+          </w:p>
+        </w:tc>
+        <w:tc>
+          <w:tcPr/>
+          <w:p>
+            <w:pPr>
+              <w:pStyle w:val="Compact"/>
+              <w:jc w:val="left"/>
+            </w:pPr>
+            <w:r>
+              <w:t xml:space="preserve">Tin</w:t>
+            </w:r>
+          </w:p>
+        </w:tc>
+        <w:tc>
+          <w:tcPr/>
+          <w:p>
+            <w:pPr>
+              <w:pStyle w:val="Compact"/>
+              <w:jc w:val="center"/>
+            </w:pPr>
+            <w:r>
+              <w:t xml:space="preserve">D</w:t>
+            </w:r>
+          </w:p>
+        </w:tc>
+        <w:tc>
+          <w:tcPr/>
+          <w:p>
+            <w:pPr>
+              <w:pStyle w:val="Compact"/>
+              <w:jc w:val="center"/>
+            </w:pPr>
+            <w:r>
+              <w:t xml:space="preserve">E</w:t>
+            </w:r>
+          </w:p>
+        </w:tc>
+        <w:tc>
+          <w:tcPr/>
+          <w:p>
+            <w:pPr>
+              <w:pStyle w:val="Compact"/>
+              <w:jc w:val="right"/>
+            </w:pPr>
+            <w:r>
+              <w:t xml:space="preserve">10</w:t>
+            </w:r>
+          </w:p>
+        </w:tc>
+        <w:tc>
+          <w:tcPr/>
+          <w:p>
+            <w:pPr>
+              <w:pStyle w:val="Compact"/>
+              <w:jc w:val="left"/>
+            </w:pPr>
+            <w:r>
+              <w:t xml:space="preserve">US 70%</w:t>
+            </w:r>
+          </w:p>
+        </w:tc>
+        <w:tc>
+          <w:tcPr/>
+          <w:p>
+            <w:pPr>
+              <w:pStyle w:val="Compact"/>
+              <w:jc w:val="left"/>
+            </w:pPr>
+            <w:r>
+              <w:t xml:space="preserve">2025 20%</w:t>
+            </w:r>
+          </w:p>
+        </w:tc>
+        <w:tc>
+          <w:tcPr/>
+          <w:p>
+            <w:pPr>
+              <w:pStyle w:val="Compact"/>
+              <w:jc w:val="right"/>
+            </w:pPr>
+            <w:r>
+              <w:t xml:space="preserve">90%</w:t>
+            </w:r>
+          </w:p>
+        </w:tc>
+        <w:tc>
+          <w:tcPr/>
+          <w:p>
+            <w:pPr>
+              <w:pStyle w:val="Compact"/>
+              <w:jc w:val="right"/>
+            </w:pPr>
+            <w:r>
+              <w:t xml:space="preserve">4</w:t>
+            </w:r>
+          </w:p>
+        </w:tc>
+        <w:tc>
+          <w:tcPr/>
+          <w:p>
+            <w:pPr>
+              <w:pStyle w:val="Compact"/>
+              <w:jc w:val="right"/>
+            </w:pPr>
+            <w:r>
+              <w:t xml:space="preserve">0%</w:t>
+            </w:r>
+          </w:p>
+        </w:tc>
+        <w:tc>
+          <w:tcPr/>
+          <w:p>
+            <w:pPr>
+              <w:pStyle w:val="Compact"/>
+              <w:jc w:val="right"/>
+            </w:pPr>
+            <w:r>
+              <w:t xml:space="preserve">0%</w:t>
+            </w:r>
+          </w:p>
+        </w:tc>
+        <w:tc>
+          <w:tcPr/>
+          <w:p>
+            <w:pPr>
+              <w:pStyle w:val="Compact"/>
+              <w:jc w:val="left"/>
+            </w:pPr>
+            <w:r>
+              <w:t xml:space="preserve">1.04 (0.43-2.51)</w:t>
+            </w:r>
+          </w:p>
+        </w:tc>
+        <w:tc>
+          <w:tcPr/>
+          <w:p>
+            <w:pPr>
+              <w:pStyle w:val="Compact"/>
+              <w:jc w:val="left"/>
+            </w:pPr>
+            <w:r>
+              <w:t xml:space="preserve">hypertension associated with tinnitus (meta-analysis, PMID 26881064)</w:t>
+            </w:r>
+          </w:p>
+        </w:tc>
+      </w:tr>
+      <w:tr>
+        <w:tc>
+          <w:tcPr/>
+          <w:p>
+            <w:pPr>
+              <w:pStyle w:val="Compact"/>
+              <w:jc w:val="left"/>
+            </w:pPr>
+            <w:r>
+              <w:t xml:space="preserve">Doxycycline</w:t>
+            </w:r>
+          </w:p>
+        </w:tc>
+        <w:tc>
+          <w:tcPr/>
+          <w:p>
+            <w:pPr>
+              <w:pStyle w:val="Compact"/>
+              <w:jc w:val="left"/>
+            </w:pPr>
+            <w:r>
+              <w:t xml:space="preserve">Tin</w:t>
+            </w:r>
+          </w:p>
+        </w:tc>
+        <w:tc>
+          <w:tcPr/>
+          <w:p>
+            <w:pPr>
+              <w:pStyle w:val="Compact"/>
+              <w:jc w:val="center"/>
+            </w:pPr>
+            <w:r>
+              <w:t xml:space="preserve">E</w:t>
+            </w:r>
+          </w:p>
+        </w:tc>
+        <w:tc>
+          <w:tcPr/>
+          <w:p>
+            <w:pPr>
+              <w:pStyle w:val="Compact"/>
+              <w:jc w:val="center"/>
+            </w:pPr>
+            <w:r>
+              <w:t xml:space="preserve">E</w:t>
+            </w:r>
+          </w:p>
+        </w:tc>
+        <w:tc>
+          <w:tcPr/>
+          <w:p>
+            <w:pPr>
+              <w:pStyle w:val="Compact"/>
+              <w:jc w:val="right"/>
+            </w:pPr>
+            <w:r>
+              <w:t xml:space="preserve">220</w:t>
+            </w:r>
+          </w:p>
+        </w:tc>
+        <w:tc>
+          <w:tcPr/>
+          <w:p>
+            <w:pPr>
+              <w:pStyle w:val="Compact"/>
+              <w:jc w:val="left"/>
+            </w:pPr>
+            <w:r>
+              <w:t xml:space="preserve">US 43%</w:t>
+            </w:r>
+          </w:p>
+        </w:tc>
+        <w:tc>
+          <w:tcPr/>
+          <w:p>
+            <w:pPr>
+              <w:pStyle w:val="Compact"/>
+              <w:jc w:val="left"/>
+            </w:pPr>
+            <w:r>
+              <w:t xml:space="preserve">2024 13%</w:t>
+            </w:r>
+          </w:p>
+        </w:tc>
+        <w:tc>
+          <w:tcPr/>
+          <w:p>
+            <w:pPr>
+              <w:pStyle w:val="Compact"/>
+              <w:jc w:val="right"/>
+            </w:pPr>
+            <w:r>
+              <w:t xml:space="preserve">48%</w:t>
+            </w:r>
+          </w:p>
+        </w:tc>
+        <w:tc>
+          <w:tcPr/>
+          <w:p>
+            <w:pPr>
+              <w:pStyle w:val="Compact"/>
+              <w:jc w:val="right"/>
+            </w:pPr>
+            <w:r>
+              <w:t xml:space="preserve">3</w:t>
+            </w:r>
+          </w:p>
+        </w:tc>
+        <w:tc>
+          <w:tcPr/>
+          <w:p>
+            <w:pPr>
+              <w:pStyle w:val="Compact"/>
+              <w:jc w:val="right"/>
+            </w:pPr>
+            <w:r>
+              <w:t xml:space="preserve">6%</w:t>
+            </w:r>
+          </w:p>
+        </w:tc>
+        <w:tc>
+          <w:tcPr/>
+          <w:p>
+            <w:pPr>
+              <w:pStyle w:val="Compact"/>
+              <w:jc w:val="right"/>
+            </w:pPr>
+            <w:r>
+              <w:t xml:space="preserve">23%</w:t>
+            </w:r>
+          </w:p>
+        </w:tc>
+        <w:tc>
+          <w:tcPr/>
+          <w:p>
+            <w:pPr>
+              <w:pStyle w:val="Compact"/>
+              <w:jc w:val="left"/>
+            </w:pPr>
+            <w:r>
+              <w:t xml:space="preserve">3.63 (2.98-4.42)</w:t>
+            </w:r>
+          </w:p>
+        </w:tc>
+        <w:tc>
+          <w:tcPr/>
+          <w:p>
+            <w:pPr>
+              <w:pStyle w:val="Compact"/>
+              <w:jc w:val="left"/>
+            </w:pPr>
+            <w:r>
+              <w:t xml:space="preserve">pulsatile tinnitus can accompany labelled drug-induced intracranial hypertension (PMID 38516546), but only 15/220 cases co-report intracranial hypertension or papilloedema</w:t>
+            </w:r>
+          </w:p>
+        </w:tc>
+      </w:tr>
+      <w:tr>
+        <w:tc>
+          <w:tcPr/>
+          <w:p>
+            <w:pPr>
+              <w:pStyle w:val="Compact"/>
+              <w:jc w:val="left"/>
+            </w:pPr>
+            <w:r>
+              <w:t xml:space="preserve">Liothyronine</w:t>
+            </w:r>
+          </w:p>
+        </w:tc>
+        <w:tc>
+          <w:tcPr/>
+          <w:p>
+            <w:pPr>
+              <w:pStyle w:val="Compact"/>
+              <w:jc w:val="left"/>
+            </w:pPr>
+            <w:r>
+              <w:t xml:space="preserve">Tin</w:t>
+            </w:r>
+          </w:p>
+        </w:tc>
+        <w:tc>
+          <w:tcPr/>
+          <w:p>
+            <w:pPr>
+              <w:pStyle w:val="Compact"/>
+              <w:jc w:val="center"/>
+            </w:pPr>
+            <w:r>
+              <w:t xml:space="preserve">E</w:t>
+            </w:r>
+          </w:p>
+        </w:tc>
+        <w:tc>
+          <w:tcPr/>
+          <w:p>
+            <w:pPr>
+              <w:pStyle w:val="Compact"/>
+              <w:jc w:val="center"/>
+            </w:pPr>
+            <w:r>
+              <w:t xml:space="preserve">D</w:t>
+            </w:r>
+          </w:p>
+        </w:tc>
+        <w:tc>
+          <w:tcPr/>
+          <w:p>
+            <w:pPr>
+              <w:pStyle w:val="Compact"/>
+              <w:jc w:val="right"/>
+            </w:pPr>
+            <w:r>
+              <w:t xml:space="preserve">40</w:t>
+            </w:r>
+          </w:p>
+        </w:tc>
+        <w:tc>
+          <w:tcPr/>
+          <w:p>
+            <w:pPr>
+              <w:pStyle w:val="Compact"/>
+              <w:jc w:val="left"/>
+            </w:pPr>
+            <w:r>
+              <w:t xml:space="preserve">US 57%</w:t>
             </w:r>
           </w:p>
         </w:tc>
@@ -3516,153 +6380,165 @@
               <w:jc w:val="right"/>
             </w:pPr>
             <w:r>
-              <w:t xml:space="preserve">75%</w:t>
-            </w:r>
-          </w:p>
-        </w:tc>
-        <w:tc>
-          <w:tcPr/>
-          <w:p>
-            <w:pPr>
-              <w:pStyle w:val="Compact"/>
-              <w:jc w:val="right"/>
-            </w:pPr>
-            <w:r>
-              <w:t xml:space="preserve">8</w:t>
-            </w:r>
-          </w:p>
-        </w:tc>
-        <w:tc>
-          <w:tcPr/>
-          <w:p>
-            <w:pPr>
-              <w:pStyle w:val="Compact"/>
-              <w:jc w:val="right"/>
-            </w:pPr>
-            <w:r>
-              <w:t xml:space="preserve">35%</w:t>
-            </w:r>
-          </w:p>
-        </w:tc>
-        <w:tc>
-          <w:tcPr/>
-          <w:p>
-            <w:pPr>
-              <w:pStyle w:val="Compact"/>
-              <w:jc w:val="right"/>
-            </w:pPr>
-            <w:r>
-              <w:t xml:space="preserve">20%</w:t>
-            </w:r>
-          </w:p>
-        </w:tc>
-        <w:tc>
-          <w:tcPr/>
-          <w:p>
-            <w:pPr>
-              <w:pStyle w:val="Compact"/>
-              <w:jc w:val="left"/>
-            </w:pPr>
-            <w:r>
-              <w:t xml:space="preserve">mass vaccination; media attention to hearing effects</w:t>
-            </w:r>
-          </w:p>
-        </w:tc>
-      </w:tr>
-      <w:tr>
-        <w:tc>
-          <w:tcPr/>
-          <w:p>
-            <w:pPr>
-              <w:pStyle w:val="Compact"/>
-              <w:jc w:val="left"/>
-            </w:pPr>
-            <w:r>
-              <w:t xml:space="preserve">Etanercept</w:t>
-            </w:r>
-          </w:p>
-        </w:tc>
-        <w:tc>
-          <w:tcPr/>
-          <w:p>
-            <w:pPr>
-              <w:pStyle w:val="Compact"/>
-              <w:jc w:val="left"/>
-            </w:pPr>
-            <w:r>
-              <w:t xml:space="preserve">HL</w:t>
-            </w:r>
-          </w:p>
-        </w:tc>
-        <w:tc>
-          <w:tcPr/>
-          <w:p>
-            <w:pPr>
-              <w:pStyle w:val="Compact"/>
-              <w:jc w:val="center"/>
-            </w:pPr>
-            <w:r>
-              <w:t xml:space="preserve">D</w:t>
-            </w:r>
-          </w:p>
-        </w:tc>
-        <w:tc>
-          <w:tcPr/>
-          <w:p>
-            <w:pPr>
-              <w:pStyle w:val="Compact"/>
-              <w:jc w:val="center"/>
-            </w:pPr>
-            <w:r>
-              <w:t xml:space="preserve">D</w:t>
-            </w:r>
-          </w:p>
-        </w:tc>
-        <w:tc>
-          <w:tcPr/>
-          <w:p>
-            <w:pPr>
-              <w:pStyle w:val="Compact"/>
-              <w:jc w:val="right"/>
-            </w:pPr>
-            <w:r>
-              <w:t xml:space="preserve">2095</w:t>
-            </w:r>
-          </w:p>
-        </w:tc>
-        <w:tc>
-          <w:tcPr/>
-          <w:p>
-            <w:pPr>
-              <w:pStyle w:val="Compact"/>
-              <w:jc w:val="left"/>
-            </w:pPr>
-            <w:r>
-              <w:t xml:space="preserve">US 80%</w:t>
-            </w:r>
-          </w:p>
-        </w:tc>
-        <w:tc>
-          <w:tcPr/>
-          <w:p>
-            <w:pPr>
-              <w:pStyle w:val="Compact"/>
-              <w:jc w:val="left"/>
-            </w:pPr>
-            <w:r>
-              <w:t xml:space="preserve">2016 20%</w:t>
-            </w:r>
-          </w:p>
-        </w:tc>
-        <w:tc>
-          <w:tcPr/>
-          <w:p>
-            <w:pPr>
-              <w:pStyle w:val="Compact"/>
-              <w:jc w:val="right"/>
-            </w:pPr>
-            <w:r>
-              <w:t xml:space="preserve">49%</w:t>
+              <w:t xml:space="preserve">78%</w:t>
+            </w:r>
+          </w:p>
+        </w:tc>
+        <w:tc>
+          <w:tcPr/>
+          <w:p>
+            <w:pPr>
+              <w:pStyle w:val="Compact"/>
+              <w:jc w:val="right"/>
+            </w:pPr>
+            <w:r>
+              <w:t xml:space="preserve">5.5</w:t>
+            </w:r>
+          </w:p>
+        </w:tc>
+        <w:tc>
+          <w:tcPr/>
+          <w:p>
+            <w:pPr>
+              <w:pStyle w:val="Compact"/>
+              <w:jc w:val="right"/>
+            </w:pPr>
+            <w:r>
+              <w:t xml:space="preserve">32%</w:t>
+            </w:r>
+          </w:p>
+        </w:tc>
+        <w:tc>
+          <w:tcPr/>
+          <w:p>
+            <w:pPr>
+              <w:pStyle w:val="Compact"/>
+              <w:jc w:val="right"/>
+            </w:pPr>
+            <w:r>
+              <w:t xml:space="preserve">2%</w:t>
+            </w:r>
+          </w:p>
+        </w:tc>
+        <w:tc>
+          <w:tcPr/>
+          <w:p>
+            <w:pPr>
+              <w:pStyle w:val="Compact"/>
+              <w:jc w:val="left"/>
+            </w:pPr>
+            <w:r>
+              <w:t xml:space="preserve">2.10 (1.31-3.36)</w:t>
+            </w:r>
+          </w:p>
+        </w:tc>
+        <w:tc>
+          <w:tcPr/>
+          <w:p>
+            <w:pPr>
+              <w:pStyle w:val="Compact"/>
+              <w:jc w:val="left"/>
+            </w:pPr>
+            <w:r>
+              <w:t xml:space="preserve">persists against other hypothyroidism drugs; 32 % drug-dense reports (UK cluster overlap); hypothyroidism associated with tinnitus (PMID 35233053)</w:t>
+            </w:r>
+          </w:p>
+        </w:tc>
+      </w:tr>
+      <w:tr>
+        <w:tc>
+          <w:tcPr/>
+          <w:p>
+            <w:pPr>
+              <w:pStyle w:val="Compact"/>
+              <w:jc w:val="left"/>
+            </w:pPr>
+            <w:r>
+              <w:t xml:space="preserve">Paromomycin</w:t>
+            </w:r>
+          </w:p>
+        </w:tc>
+        <w:tc>
+          <w:tcPr/>
+          <w:p>
+            <w:pPr>
+              <w:pStyle w:val="Compact"/>
+              <w:jc w:val="left"/>
+            </w:pPr>
+            <w:r>
+              <w:t xml:space="preserve">Tin</w:t>
+            </w:r>
+          </w:p>
+        </w:tc>
+        <w:tc>
+          <w:tcPr/>
+          <w:p>
+            <w:pPr>
+              <w:pStyle w:val="Compact"/>
+              <w:jc w:val="center"/>
+            </w:pPr>
+            <w:r>
+              <w:t xml:space="preserve">K</w:t>
+            </w:r>
+          </w:p>
+        </w:tc>
+        <w:tc>
+          <w:tcPr/>
+          <w:p>
+            <w:pPr>
+              <w:pStyle w:val="Compact"/>
+              <w:jc w:val="center"/>
+            </w:pPr>
+            <w:r>
+              <w:t xml:space="preserve">K</w:t>
+            </w:r>
+          </w:p>
+        </w:tc>
+        <w:tc>
+          <w:tcPr/>
+          <w:p>
+            <w:pPr>
+              <w:pStyle w:val="Compact"/>
+              <w:jc w:val="right"/>
+            </w:pPr>
+            <w:r>
+              <w:t xml:space="preserve">3</w:t>
+            </w:r>
+          </w:p>
+        </w:tc>
+        <w:tc>
+          <w:tcPr/>
+          <w:p>
+            <w:pPr>
+              <w:pStyle w:val="Compact"/>
+              <w:jc w:val="left"/>
+            </w:pPr>
+            <w:r>
+              <w:t xml:space="preserve">US 67%</w:t>
+            </w:r>
+          </w:p>
+        </w:tc>
+        <w:tc>
+          <w:tcPr/>
+          <w:p>
+            <w:pPr>
+              <w:pStyle w:val="Compact"/>
+              <w:jc w:val="left"/>
+            </w:pPr>
+            <w:r>
+              <w:t xml:space="preserve">2017 33%</w:t>
+            </w:r>
+          </w:p>
+        </w:tc>
+        <w:tc>
+          <w:tcPr/>
+          <w:p>
+            <w:pPr>
+              <w:pStyle w:val="Compact"/>
+              <w:jc w:val="right"/>
+            </w:pPr>
+            <w:r>
+              <w:t xml:space="preserve">67%</w:t>
             </w:r>
           </w:p>
         </w:tc>
@@ -3686,590 +6562,6 @@
               <w:jc w:val="right"/>
             </w:pPr>
             <w:r>
-              <w:t xml:space="preserve">3%</w:t>
-            </w:r>
-          </w:p>
-        </w:tc>
-        <w:tc>
-          <w:tcPr/>
-          <w:p>
-            <w:pPr>
-              <w:pStyle w:val="Compact"/>
-              <w:jc w:val="right"/>
-            </w:pPr>
-            <w:r>
-              <w:t xml:space="preserve">4%</w:t>
-            </w:r>
-          </w:p>
-        </w:tc>
-        <w:tc>
-          <w:tcPr/>
-          <w:p>
-            <w:pPr>
-              <w:pStyle w:val="Compact"/>
-              <w:jc w:val="left"/>
-            </w:pPr>
-            <w:r>
-              <w:t xml:space="preserve">rheumatoid arthritis associated with SNHL (PMID 32488430); used for autoimmune inner ear disease</w:t>
-            </w:r>
-          </w:p>
-        </w:tc>
-      </w:tr>
-      <w:tr>
-        <w:tc>
-          <w:tcPr/>
-          <w:p>
-            <w:pPr>
-              <w:pStyle w:val="Compact"/>
-              <w:jc w:val="left"/>
-            </w:pPr>
-            <w:r>
-              <w:t xml:space="preserve">Tofacitinib</w:t>
-            </w:r>
-          </w:p>
-        </w:tc>
-        <w:tc>
-          <w:tcPr/>
-          <w:p>
-            <w:pPr>
-              <w:pStyle w:val="Compact"/>
-              <w:jc w:val="left"/>
-            </w:pPr>
-            <w:r>
-              <w:t xml:space="preserve">HL</w:t>
-            </w:r>
-          </w:p>
-        </w:tc>
-        <w:tc>
-          <w:tcPr/>
-          <w:p>
-            <w:pPr>
-              <w:pStyle w:val="Compact"/>
-              <w:jc w:val="center"/>
-            </w:pPr>
-            <w:r>
-              <w:t xml:space="preserve">D</w:t>
-            </w:r>
-          </w:p>
-        </w:tc>
-        <w:tc>
-          <w:tcPr/>
-          <w:p>
-            <w:pPr>
-              <w:pStyle w:val="Compact"/>
-              <w:jc w:val="center"/>
-            </w:pPr>
-            <w:r>
-              <w:t xml:space="preserve">D</w:t>
-            </w:r>
-          </w:p>
-        </w:tc>
-        <w:tc>
-          <w:tcPr/>
-          <w:p>
-            <w:pPr>
-              <w:pStyle w:val="Compact"/>
-              <w:jc w:val="right"/>
-            </w:pPr>
-            <w:r>
-              <w:t xml:space="preserve">1728</w:t>
-            </w:r>
-          </w:p>
-        </w:tc>
-        <w:tc>
-          <w:tcPr/>
-          <w:p>
-            <w:pPr>
-              <w:pStyle w:val="Compact"/>
-              <w:jc w:val="left"/>
-            </w:pPr>
-            <w:r>
-              <w:t xml:space="preserve">US 94%</w:t>
-            </w:r>
-          </w:p>
-        </w:tc>
-        <w:tc>
-          <w:tcPr/>
-          <w:p>
-            <w:pPr>
-              <w:pStyle w:val="Compact"/>
-              <w:jc w:val="left"/>
-            </w:pPr>
-            <w:r>
-              <w:t xml:space="preserve">2022 19%</w:t>
-            </w:r>
-          </w:p>
-        </w:tc>
-        <w:tc>
-          <w:tcPr/>
-          <w:p>
-            <w:pPr>
-              <w:pStyle w:val="Compact"/>
-              <w:jc w:val="right"/>
-            </w:pPr>
-            <w:r>
-              <w:t xml:space="preserve">82%</w:t>
-            </w:r>
-          </w:p>
-        </w:tc>
-        <w:tc>
-          <w:tcPr/>
-          <w:p>
-            <w:pPr>
-              <w:pStyle w:val="Compact"/>
-              <w:jc w:val="right"/>
-            </w:pPr>
-            <w:r>
-              <w:t xml:space="preserve">1</w:t>
-            </w:r>
-          </w:p>
-        </w:tc>
-        <w:tc>
-          <w:tcPr/>
-          <w:p>
-            <w:pPr>
-              <w:pStyle w:val="Compact"/>
-              <w:jc w:val="right"/>
-            </w:pPr>
-            <w:r>
-              <w:t xml:space="preserve">4%</w:t>
-            </w:r>
-          </w:p>
-        </w:tc>
-        <w:tc>
-          <w:tcPr/>
-          <w:p>
-            <w:pPr>
-              <w:pStyle w:val="Compact"/>
-              <w:jc w:val="right"/>
-            </w:pPr>
-            <w:r>
-              <w:t xml:space="preserve">7%</w:t>
-            </w:r>
-          </w:p>
-        </w:tc>
-        <w:tc>
-          <w:tcPr/>
-          <w:p>
-            <w:pPr>
-              <w:pStyle w:val="Compact"/>
-              <w:jc w:val="left"/>
-            </w:pPr>
-            <w:r>
-              <w:t xml:space="preserve">rheumatoid arthritis associated with SNHL (PMID 32488430)</w:t>
-            </w:r>
-          </w:p>
-        </w:tc>
-      </w:tr>
-      <w:tr>
-        <w:tc>
-          <w:tcPr/>
-          <w:p>
-            <w:pPr>
-              <w:pStyle w:val="Compact"/>
-              <w:jc w:val="left"/>
-            </w:pPr>
-            <w:r>
-              <w:t xml:space="preserve">Glycopyrrolate</w:t>
-            </w:r>
-          </w:p>
-        </w:tc>
-        <w:tc>
-          <w:tcPr/>
-          <w:p>
-            <w:pPr>
-              <w:pStyle w:val="Compact"/>
-              <w:jc w:val="left"/>
-            </w:pPr>
-            <w:r>
-              <w:t xml:space="preserve">HL</w:t>
-            </w:r>
-          </w:p>
-        </w:tc>
-        <w:tc>
-          <w:tcPr/>
-          <w:p>
-            <w:pPr>
-              <w:pStyle w:val="Compact"/>
-              <w:jc w:val="center"/>
-            </w:pPr>
-            <w:r>
-              <w:t xml:space="preserve">D</w:t>
-            </w:r>
-          </w:p>
-        </w:tc>
-        <w:tc>
-          <w:tcPr/>
-          <w:p>
-            <w:pPr>
-              <w:pStyle w:val="Compact"/>
-              <w:jc w:val="center"/>
-            </w:pPr>
-            <w:r>
-              <w:t xml:space="preserve">D</w:t>
-            </w:r>
-          </w:p>
-        </w:tc>
-        <w:tc>
-          <w:tcPr/>
-          <w:p>
-            <w:pPr>
-              <w:pStyle w:val="Compact"/>
-              <w:jc w:val="right"/>
-            </w:pPr>
-            <w:r>
-              <w:t xml:space="preserve">315</w:t>
-            </w:r>
-          </w:p>
-        </w:tc>
-        <w:tc>
-          <w:tcPr/>
-          <w:p>
-            <w:pPr>
-              <w:pStyle w:val="Compact"/>
-              <w:jc w:val="left"/>
-            </w:pPr>
-            <w:r>
-              <w:t xml:space="preserve">US 75%</w:t>
-            </w:r>
-          </w:p>
-        </w:tc>
-        <w:tc>
-          <w:tcPr/>
-          <w:p>
-            <w:pPr>
-              <w:pStyle w:val="Compact"/>
-              <w:jc w:val="left"/>
-            </w:pPr>
-            <w:r>
-              <w:t xml:space="preserve">2025 27%</w:t>
-            </w:r>
-          </w:p>
-        </w:tc>
-        <w:tc>
-          <w:tcPr/>
-          <w:p>
-            <w:pPr>
-              <w:pStyle w:val="Compact"/>
-              <w:jc w:val="right"/>
-            </w:pPr>
-            <w:r>
-              <w:t xml:space="preserve">50%</w:t>
-            </w:r>
-          </w:p>
-        </w:tc>
-        <w:tc>
-          <w:tcPr/>
-          <w:p>
-            <w:pPr>
-              <w:pStyle w:val="Compact"/>
-              <w:jc w:val="right"/>
-            </w:pPr>
-            <w:r>
-              <w:t xml:space="preserve">3</w:t>
-            </w:r>
-          </w:p>
-        </w:tc>
-        <w:tc>
-          <w:tcPr/>
-          <w:p>
-            <w:pPr>
-              <w:pStyle w:val="Compact"/>
-              <w:jc w:val="right"/>
-            </w:pPr>
-            <w:r>
-              <w:t xml:space="preserve">3%</w:t>
-            </w:r>
-          </w:p>
-        </w:tc>
-        <w:tc>
-          <w:tcPr/>
-          <w:p>
-            <w:pPr>
-              <w:pStyle w:val="Compact"/>
-              <w:jc w:val="right"/>
-            </w:pPr>
-            <w:r>
-              <w:t xml:space="preserve">4%</w:t>
-            </w:r>
-          </w:p>
-        </w:tc>
-        <w:tc>
-          <w:tcPr/>
-          <w:p>
-            <w:pPr>
-              <w:pStyle w:val="Compact"/>
-              <w:jc w:val="left"/>
-            </w:pPr>
-            <w:r>
-              <w:t xml:space="preserve">COPD associated with hearing loss (PMID 38828668)</w:t>
-            </w:r>
-          </w:p>
-        </w:tc>
-      </w:tr>
-      <w:tr>
-        <w:tc>
-          <w:tcPr/>
-          <w:p>
-            <w:pPr>
-              <w:pStyle w:val="Compact"/>
-              <w:jc w:val="left"/>
-            </w:pPr>
-            <w:r>
-              <w:t xml:space="preserve">Insulin Aspart</w:t>
-            </w:r>
-          </w:p>
-        </w:tc>
-        <w:tc>
-          <w:tcPr/>
-          <w:p>
-            <w:pPr>
-              <w:pStyle w:val="Compact"/>
-              <w:jc w:val="left"/>
-            </w:pPr>
-            <w:r>
-              <w:t xml:space="preserve">HL</w:t>
-            </w:r>
-          </w:p>
-        </w:tc>
-        <w:tc>
-          <w:tcPr/>
-          <w:p>
-            <w:pPr>
-              <w:pStyle w:val="Compact"/>
-              <w:jc w:val="center"/>
-            </w:pPr>
-            <w:r>
-              <w:t xml:space="preserve">D</w:t>
-            </w:r>
-          </w:p>
-        </w:tc>
-        <w:tc>
-          <w:tcPr/>
-          <w:p>
-            <w:pPr>
-              <w:pStyle w:val="Compact"/>
-              <w:jc w:val="center"/>
-            </w:pPr>
-            <w:r>
-              <w:t xml:space="preserve">D</w:t>
-            </w:r>
-          </w:p>
-        </w:tc>
-        <w:tc>
-          <w:tcPr/>
-          <w:p>
-            <w:pPr>
-              <w:pStyle w:val="Compact"/>
-              <w:jc w:val="right"/>
-            </w:pPr>
-            <w:r>
-              <w:t xml:space="preserve">250</w:t>
-            </w:r>
-          </w:p>
-        </w:tc>
-        <w:tc>
-          <w:tcPr/>
-          <w:p>
-            <w:pPr>
-              <w:pStyle w:val="Compact"/>
-              <w:jc w:val="left"/>
-            </w:pPr>
-            <w:r>
-              <w:t xml:space="preserve">US 85%</w:t>
-            </w:r>
-          </w:p>
-        </w:tc>
-        <w:tc>
-          <w:tcPr/>
-          <w:p>
-            <w:pPr>
-              <w:pStyle w:val="Compact"/>
-              <w:jc w:val="left"/>
-            </w:pPr>
-            <w:r>
-              <w:t xml:space="preserve">2025 17%</w:t>
-            </w:r>
-          </w:p>
-        </w:tc>
-        <w:tc>
-          <w:tcPr/>
-          <w:p>
-            <w:pPr>
-              <w:pStyle w:val="Compact"/>
-              <w:jc w:val="right"/>
-            </w:pPr>
-            <w:r>
-              <w:t xml:space="preserve">82%</w:t>
-            </w:r>
-          </w:p>
-        </w:tc>
-        <w:tc>
-          <w:tcPr/>
-          <w:p>
-            <w:pPr>
-              <w:pStyle w:val="Compact"/>
-              <w:jc w:val="right"/>
-            </w:pPr>
-            <w:r>
-              <w:t xml:space="preserve">2</w:t>
-            </w:r>
-          </w:p>
-        </w:tc>
-        <w:tc>
-          <w:tcPr/>
-          <w:p>
-            <w:pPr>
-              <w:pStyle w:val="Compact"/>
-              <w:jc w:val="right"/>
-            </w:pPr>
-            <w:r>
-              <w:t xml:space="preserve">5%</w:t>
-            </w:r>
-          </w:p>
-        </w:tc>
-        <w:tc>
-          <w:tcPr/>
-          <w:p>
-            <w:pPr>
-              <w:pStyle w:val="Compact"/>
-              <w:jc w:val="right"/>
-            </w:pPr>
-            <w:r>
-              <w:t xml:space="preserve">2%</w:t>
-            </w:r>
-          </w:p>
-        </w:tc>
-        <w:tc>
-          <w:tcPr/>
-          <w:p>
-            <w:pPr>
-              <w:pStyle w:val="Compact"/>
-              <w:jc w:val="left"/>
-            </w:pPr>
-            <w:r>
-              <w:t xml:space="preserve">diabetes associated with hearing impairment (meta-analysis, PMID 23150692)</w:t>
-            </w:r>
-          </w:p>
-        </w:tc>
-      </w:tr>
-      <w:tr>
-        <w:tc>
-          <w:tcPr/>
-          <w:p>
-            <w:pPr>
-              <w:pStyle w:val="Compact"/>
-              <w:jc w:val="left"/>
-            </w:pPr>
-            <w:r>
-              <w:t xml:space="preserve">Travoprost</w:t>
-            </w:r>
-          </w:p>
-        </w:tc>
-        <w:tc>
-          <w:tcPr/>
-          <w:p>
-            <w:pPr>
-              <w:pStyle w:val="Compact"/>
-              <w:jc w:val="left"/>
-            </w:pPr>
-            <w:r>
-              <w:t xml:space="preserve">HL</w:t>
-            </w:r>
-          </w:p>
-        </w:tc>
-        <w:tc>
-          <w:tcPr/>
-          <w:p>
-            <w:pPr>
-              <w:pStyle w:val="Compact"/>
-              <w:jc w:val="center"/>
-            </w:pPr>
-            <w:r>
-              <w:t xml:space="preserve">D</w:t>
-            </w:r>
-          </w:p>
-        </w:tc>
-        <w:tc>
-          <w:tcPr/>
-          <w:p>
-            <w:pPr>
-              <w:pStyle w:val="Compact"/>
-              <w:jc w:val="center"/>
-            </w:pPr>
-            <w:r>
-              <w:t xml:space="preserve">D</w:t>
-            </w:r>
-          </w:p>
-        </w:tc>
-        <w:tc>
-          <w:tcPr/>
-          <w:p>
-            <w:pPr>
-              <w:pStyle w:val="Compact"/>
-              <w:jc w:val="right"/>
-            </w:pPr>
-            <w:r>
-              <w:t xml:space="preserve">140</w:t>
-            </w:r>
-          </w:p>
-        </w:tc>
-        <w:tc>
-          <w:tcPr/>
-          <w:p>
-            <w:pPr>
-              <w:pStyle w:val="Compact"/>
-              <w:jc w:val="left"/>
-            </w:pPr>
-            <w:r>
-              <w:t xml:space="preserve">US 61%</w:t>
-            </w:r>
-          </w:p>
-        </w:tc>
-        <w:tc>
-          <w:tcPr/>
-          <w:p>
-            <w:pPr>
-              <w:pStyle w:val="Compact"/>
-              <w:jc w:val="left"/>
-            </w:pPr>
-            <w:r>
-              <w:t xml:space="preserve">2019 23%</w:t>
-            </w:r>
-          </w:p>
-        </w:tc>
-        <w:tc>
-          <w:tcPr/>
-          <w:p>
-            <w:pPr>
-              <w:pStyle w:val="Compact"/>
-              <w:jc w:val="right"/>
-            </w:pPr>
-            <w:r>
-              <w:t xml:space="preserve">75%</w:t>
-            </w:r>
-          </w:p>
-        </w:tc>
-        <w:tc>
-          <w:tcPr/>
-          <w:p>
-            <w:pPr>
-              <w:pStyle w:val="Compact"/>
-              <w:jc w:val="right"/>
-            </w:pPr>
-            <w:r>
-              <w:t xml:space="preserve">1</w:t>
-            </w:r>
-          </w:p>
-        </w:tc>
-        <w:tc>
-          <w:tcPr/>
-          <w:p>
-            <w:pPr>
-              <w:pStyle w:val="Compact"/>
-              <w:jc w:val="right"/>
-            </w:pPr>
-            <w:r>
               <w:t xml:space="preserve">0%</w:t>
             </w:r>
           </w:p>
@@ -4282,1016 +6574,6 @@
               <w:jc w:val="right"/>
             </w:pPr>
             <w:r>
-              <w:t xml:space="preserve">3%</w:t>
-            </w:r>
-          </w:p>
-        </w:tc>
-        <w:tc>
-          <w:tcPr/>
-          <w:p>
-            <w:pPr>
-              <w:pStyle w:val="Compact"/>
-              <w:jc w:val="left"/>
-            </w:pPr>
-            <w:r>
-              <w:t xml:space="preserve">glaucoma associated with SNHL (PMID 31935130)</w:t>
-            </w:r>
-          </w:p>
-        </w:tc>
-      </w:tr>
-      <w:tr>
-        <w:tc>
-          <w:tcPr/>
-          <w:p>
-            <w:pPr>
-              <w:pStyle w:val="Compact"/>
-              <w:jc w:val="left"/>
-            </w:pPr>
-            <w:r>
-              <w:t xml:space="preserve">Pregabalin</w:t>
-            </w:r>
-          </w:p>
-        </w:tc>
-        <w:tc>
-          <w:tcPr/>
-          <w:p>
-            <w:pPr>
-              <w:pStyle w:val="Compact"/>
-              <w:jc w:val="left"/>
-            </w:pPr>
-            <w:r>
-              <w:t xml:space="preserve">HL</w:t>
-            </w:r>
-          </w:p>
-        </w:tc>
-        <w:tc>
-          <w:tcPr/>
-          <w:p>
-            <w:pPr>
-              <w:pStyle w:val="Compact"/>
-              <w:jc w:val="center"/>
-            </w:pPr>
-            <w:r>
-              <w:t xml:space="preserve">E</w:t>
-            </w:r>
-          </w:p>
-        </w:tc>
-        <w:tc>
-          <w:tcPr/>
-          <w:p>
-            <w:pPr>
-              <w:pStyle w:val="Compact"/>
-              <w:jc w:val="center"/>
-            </w:pPr>
-            <w:r>
-              <w:t xml:space="preserve">E</w:t>
-            </w:r>
-          </w:p>
-        </w:tc>
-        <w:tc>
-          <w:tcPr/>
-          <w:p>
-            <w:pPr>
-              <w:pStyle w:val="Compact"/>
-              <w:jc w:val="right"/>
-            </w:pPr>
-            <w:r>
-              <w:t xml:space="preserve">1703</w:t>
-            </w:r>
-          </w:p>
-        </w:tc>
-        <w:tc>
-          <w:tcPr/>
-          <w:p>
-            <w:pPr>
-              <w:pStyle w:val="Compact"/>
-              <w:jc w:val="left"/>
-            </w:pPr>
-            <w:r>
-              <w:t xml:space="preserve">US 86%</w:t>
-            </w:r>
-          </w:p>
-        </w:tc>
-        <w:tc>
-          <w:tcPr/>
-          <w:p>
-            <w:pPr>
-              <w:pStyle w:val="Compact"/>
-              <w:jc w:val="left"/>
-            </w:pPr>
-            <w:r>
-              <w:t xml:space="preserve">2021 23%</w:t>
-            </w:r>
-          </w:p>
-        </w:tc>
-        <w:tc>
-          <w:tcPr/>
-          <w:p>
-            <w:pPr>
-              <w:pStyle w:val="Compact"/>
-              <w:jc w:val="right"/>
-            </w:pPr>
-            <w:r>
-              <w:t xml:space="preserve">62%</w:t>
-            </w:r>
-          </w:p>
-        </w:tc>
-        <w:tc>
-          <w:tcPr/>
-          <w:p>
-            <w:pPr>
-              <w:pStyle w:val="Compact"/>
-              <w:jc w:val="right"/>
-            </w:pPr>
-            <w:r>
-              <w:t xml:space="preserve">2</w:t>
-            </w:r>
-          </w:p>
-        </w:tc>
-        <w:tc>
-          <w:tcPr/>
-          <w:p>
-            <w:pPr>
-              <w:pStyle w:val="Compact"/>
-              <w:jc w:val="right"/>
-            </w:pPr>
-            <w:r>
-              <w:t xml:space="preserve">12%</w:t>
-            </w:r>
-          </w:p>
-        </w:tc>
-        <w:tc>
-          <w:tcPr/>
-          <w:p>
-            <w:pPr>
-              <w:pStyle w:val="Compact"/>
-              <w:jc w:val="right"/>
-            </w:pPr>
-            <w:r>
-              <w:t xml:space="preserve">11%</w:t>
-            </w:r>
-          </w:p>
-        </w:tc>
-        <w:tc>
-          <w:tcPr/>
-          <w:p>
-            <w:pPr>
-              <w:pStyle w:val="Compact"/>
-              <w:jc w:val="left"/>
-            </w:pPr>
-            <w:r>
-              <w:t xml:space="preserve">alpha-2-delta ligand; one case report of reversible loss (PMID 32297964); diabetes/neuropathy and age (median 71) confound; labels list tinnitus and hyperacusis, not hearing loss</w:t>
-            </w:r>
-          </w:p>
-        </w:tc>
-      </w:tr>
-      <w:tr>
-        <w:tc>
-          <w:tcPr/>
-          <w:p>
-            <w:pPr>
-              <w:pStyle w:val="Compact"/>
-              <w:jc w:val="left"/>
-            </w:pPr>
-            <w:r>
-              <w:t xml:space="preserve">Amlodipine</w:t>
-            </w:r>
-          </w:p>
-        </w:tc>
-        <w:tc>
-          <w:tcPr/>
-          <w:p>
-            <w:pPr>
-              <w:pStyle w:val="Compact"/>
-              <w:jc w:val="left"/>
-            </w:pPr>
-            <w:r>
-              <w:t xml:space="preserve">HL</w:t>
-            </w:r>
-          </w:p>
-        </w:tc>
-        <w:tc>
-          <w:tcPr/>
-          <w:p>
-            <w:pPr>
-              <w:pStyle w:val="Compact"/>
-              <w:jc w:val="center"/>
-            </w:pPr>
-            <w:r>
-              <w:t xml:space="preserve">E</w:t>
-            </w:r>
-          </w:p>
-        </w:tc>
-        <w:tc>
-          <w:tcPr/>
-          <w:p>
-            <w:pPr>
-              <w:pStyle w:val="Compact"/>
-              <w:jc w:val="center"/>
-            </w:pPr>
-            <w:r>
-              <w:t xml:space="preserve">D</w:t>
-            </w:r>
-          </w:p>
-        </w:tc>
-        <w:tc>
-          <w:tcPr/>
-          <w:p>
-            <w:pPr>
-              <w:pStyle w:val="Compact"/>
-              <w:jc w:val="right"/>
-            </w:pPr>
-            <w:r>
-              <w:t xml:space="preserve">792</w:t>
-            </w:r>
-          </w:p>
-        </w:tc>
-        <w:tc>
-          <w:tcPr/>
-          <w:p>
-            <w:pPr>
-              <w:pStyle w:val="Compact"/>
-              <w:jc w:val="left"/>
-            </w:pPr>
-            <w:r>
-              <w:t xml:space="preserve">US 29%</w:t>
-            </w:r>
-          </w:p>
-        </w:tc>
-        <w:tc>
-          <w:tcPr/>
-          <w:p>
-            <w:pPr>
-              <w:pStyle w:val="Compact"/>
-              <w:jc w:val="left"/>
-            </w:pPr>
-            <w:r>
-              <w:t xml:space="preserve">2021 15%</w:t>
-            </w:r>
-          </w:p>
-        </w:tc>
-        <w:tc>
-          <w:tcPr/>
-          <w:p>
-            <w:pPr>
-              <w:pStyle w:val="Compact"/>
-              <w:jc w:val="right"/>
-            </w:pPr>
-            <w:r>
-              <w:t xml:space="preserve">70%</w:t>
-            </w:r>
-          </w:p>
-        </w:tc>
-        <w:tc>
-          <w:tcPr/>
-          <w:p>
-            <w:pPr>
-              <w:pStyle w:val="Compact"/>
-              <w:jc w:val="right"/>
-            </w:pPr>
-            <w:r>
-              <w:t xml:space="preserve">4</w:t>
-            </w:r>
-          </w:p>
-        </w:tc>
-        <w:tc>
-          <w:tcPr/>
-          <w:p>
-            <w:pPr>
-              <w:pStyle w:val="Compact"/>
-              <w:jc w:val="right"/>
-            </w:pPr>
-            <w:r>
-              <w:t xml:space="preserve">9%</w:t>
-            </w:r>
-          </w:p>
-        </w:tc>
-        <w:tc>
-          <w:tcPr/>
-          <w:p>
-            <w:pPr>
-              <w:pStyle w:val="Compact"/>
-              <w:jc w:val="right"/>
-            </w:pPr>
-            <w:r>
-              <w:t xml:space="preserve">14%</w:t>
-            </w:r>
-          </w:p>
-        </w:tc>
-        <w:tc>
-          <w:tcPr/>
-          <w:p>
-            <w:pPr>
-              <w:pStyle w:val="Compact"/>
-              <w:jc w:val="left"/>
-            </w:pPr>
-            <w:r>
-              <w:t xml:space="preserve">labels list tinnitus; hypertension and age confound; VA cohort found lower SNHL risk with calcium-channel blockers (PMID 34855682)</w:t>
-            </w:r>
-          </w:p>
-        </w:tc>
-      </w:tr>
-      <w:tr>
-        <w:tc>
-          <w:tcPr/>
-          <w:p>
-            <w:pPr>
-              <w:pStyle w:val="Compact"/>
-              <w:jc w:val="left"/>
-            </w:pPr>
-            <w:r>
-              <w:t xml:space="preserve">Candesartan</w:t>
-            </w:r>
-          </w:p>
-        </w:tc>
-        <w:tc>
-          <w:tcPr/>
-          <w:p>
-            <w:pPr>
-              <w:pStyle w:val="Compact"/>
-              <w:jc w:val="left"/>
-            </w:pPr>
-            <w:r>
-              <w:t xml:space="preserve">Tin</w:t>
-            </w:r>
-          </w:p>
-        </w:tc>
-        <w:tc>
-          <w:tcPr/>
-          <w:p>
-            <w:pPr>
-              <w:pStyle w:val="Compact"/>
-              <w:jc w:val="center"/>
-            </w:pPr>
-            <w:r>
-              <w:t xml:space="preserve">A</w:t>
-            </w:r>
-          </w:p>
-        </w:tc>
-        <w:tc>
-          <w:tcPr/>
-          <w:p>
-            <w:pPr>
-              <w:pStyle w:val="Compact"/>
-              <w:jc w:val="center"/>
-            </w:pPr>
-            <w:r>
-              <w:t xml:space="preserve">A</w:t>
-            </w:r>
-          </w:p>
-        </w:tc>
-        <w:tc>
-          <w:tcPr/>
-          <w:p>
-            <w:pPr>
-              <w:pStyle w:val="Compact"/>
-              <w:jc w:val="right"/>
-            </w:pPr>
-            <w:r>
-              <w:t xml:space="preserve">422</w:t>
-            </w:r>
-          </w:p>
-        </w:tc>
-        <w:tc>
-          <w:tcPr/>
-          <w:p>
-            <w:pPr>
-              <w:pStyle w:val="Compact"/>
-              <w:jc w:val="left"/>
-            </w:pPr>
-            <w:r>
-              <w:t xml:space="preserve">GB 80%</w:t>
-            </w:r>
-          </w:p>
-        </w:tc>
-        <w:tc>
-          <w:tcPr/>
-          <w:p>
-            <w:pPr>
-              <w:pStyle w:val="Compact"/>
-              <w:jc w:val="left"/>
-            </w:pPr>
-            <w:r>
-              <w:t xml:space="preserve">2023 54%</w:t>
-            </w:r>
-          </w:p>
-        </w:tc>
-        <w:tc>
-          <w:tcPr/>
-          <w:p>
-            <w:pPr>
-              <w:pStyle w:val="Compact"/>
-              <w:jc w:val="right"/>
-            </w:pPr>
-            <w:r>
-              <w:t xml:space="preserve">38%</w:t>
-            </w:r>
-          </w:p>
-        </w:tc>
-        <w:tc>
-          <w:tcPr/>
-          <w:p>
-            <w:pPr>
-              <w:pStyle w:val="Compact"/>
-              <w:jc w:val="right"/>
-            </w:pPr>
-            <w:r>
-              <w:t xml:space="preserve">42</w:t>
-            </w:r>
-          </w:p>
-        </w:tc>
-        <w:tc>
-          <w:tcPr/>
-          <w:p>
-            <w:pPr>
-              <w:pStyle w:val="Compact"/>
-              <w:jc w:val="right"/>
-            </w:pPr>
-            <w:r>
-              <w:t xml:space="preserve">83%</w:t>
-            </w:r>
-          </w:p>
-        </w:tc>
-        <w:tc>
-          <w:tcPr/>
-          <w:p>
-            <w:pPr>
-              <w:pStyle w:val="Compact"/>
-              <w:jc w:val="right"/>
-            </w:pPr>
-            <w:r>
-              <w:t xml:space="preserve">34%</w:t>
-            </w:r>
-          </w:p>
-        </w:tc>
-        <w:tc>
-          <w:tcPr/>
-          <w:p>
-            <w:pPr>
-              <w:pStyle w:val="Compact"/>
-              <w:jc w:val="left"/>
-            </w:pPr>
-            <w:r>
-              <w:t xml:space="preserve">83% of cases in reports listing &gt;= 15 drugs</w:t>
-            </w:r>
-          </w:p>
-        </w:tc>
-      </w:tr>
-      <w:tr>
-        <w:tc>
-          <w:tcPr/>
-          <w:p>
-            <w:pPr>
-              <w:pStyle w:val="Compact"/>
-              <w:jc w:val="left"/>
-            </w:pPr>
-            <w:r>
-              <w:t xml:space="preserve">Propranolol</w:t>
-            </w:r>
-          </w:p>
-        </w:tc>
-        <w:tc>
-          <w:tcPr/>
-          <w:p>
-            <w:pPr>
-              <w:pStyle w:val="Compact"/>
-              <w:jc w:val="left"/>
-            </w:pPr>
-            <w:r>
-              <w:t xml:space="preserve">Tin</w:t>
-            </w:r>
-          </w:p>
-        </w:tc>
-        <w:tc>
-          <w:tcPr/>
-          <w:p>
-            <w:pPr>
-              <w:pStyle w:val="Compact"/>
-              <w:jc w:val="center"/>
-            </w:pPr>
-            <w:r>
-              <w:t xml:space="preserve">A</w:t>
-            </w:r>
-          </w:p>
-        </w:tc>
-        <w:tc>
-          <w:tcPr/>
-          <w:p>
-            <w:pPr>
-              <w:pStyle w:val="Compact"/>
-              <w:jc w:val="center"/>
-            </w:pPr>
-            <w:r>
-              <w:t xml:space="preserve">A</w:t>
-            </w:r>
-          </w:p>
-        </w:tc>
-        <w:tc>
-          <w:tcPr/>
-          <w:p>
-            <w:pPr>
-              <w:pStyle w:val="Compact"/>
-              <w:jc w:val="right"/>
-            </w:pPr>
-            <w:r>
-              <w:t xml:space="preserve">189</w:t>
-            </w:r>
-          </w:p>
-        </w:tc>
-        <w:tc>
-          <w:tcPr/>
-          <w:p>
-            <w:pPr>
-              <w:pStyle w:val="Compact"/>
-              <w:jc w:val="left"/>
-            </w:pPr>
-            <w:r>
-              <w:t xml:space="preserve">PT 50%</w:t>
-            </w:r>
-          </w:p>
-        </w:tc>
-        <w:tc>
-          <w:tcPr/>
-          <w:p>
-            <w:pPr>
-              <w:pStyle w:val="Compact"/>
-              <w:jc w:val="left"/>
-            </w:pPr>
-            <w:r>
-              <w:t xml:space="preserve">2024 21%</w:t>
-            </w:r>
-          </w:p>
-        </w:tc>
-        <w:tc>
-          <w:tcPr/>
-          <w:p>
-            <w:pPr>
-              <w:pStyle w:val="Compact"/>
-              <w:jc w:val="right"/>
-            </w:pPr>
-            <w:r>
-              <w:t xml:space="preserve">24%</w:t>
-            </w:r>
-          </w:p>
-        </w:tc>
-        <w:tc>
-          <w:tcPr/>
-          <w:p>
-            <w:pPr>
-              <w:pStyle w:val="Compact"/>
-              <w:jc w:val="right"/>
-            </w:pPr>
-            <w:r>
-              <w:t xml:space="preserve">71</w:t>
-            </w:r>
-          </w:p>
-        </w:tc>
-        <w:tc>
-          <w:tcPr/>
-          <w:p>
-            <w:pPr>
-              <w:pStyle w:val="Compact"/>
-              <w:jc w:val="right"/>
-            </w:pPr>
-            <w:r>
-              <w:t xml:space="preserve">66%</w:t>
-            </w:r>
-          </w:p>
-        </w:tc>
-        <w:tc>
-          <w:tcPr/>
-          <w:p>
-            <w:pPr>
-              <w:pStyle w:val="Compact"/>
-              <w:jc w:val="right"/>
-            </w:pPr>
-            <w:r>
-              <w:t xml:space="preserve">66%</w:t>
-            </w:r>
-          </w:p>
-        </w:tc>
-        <w:tc>
-          <w:tcPr/>
-          <w:p>
-            <w:pPr>
-              <w:pStyle w:val="Compact"/>
-              <w:jc w:val="left"/>
-            </w:pPr>
-            <w:r>
-              <w:t xml:space="preserve">66% of cases in reports listing &gt;= 15 drugs</w:t>
-            </w:r>
-          </w:p>
-        </w:tc>
-      </w:tr>
-      <w:tr>
-        <w:tc>
-          <w:tcPr/>
-          <w:p>
-            <w:pPr>
-              <w:pStyle w:val="Compact"/>
-              <w:jc w:val="left"/>
-            </w:pPr>
-            <w:r>
-              <w:t xml:space="preserve">Tozinameran</w:t>
-            </w:r>
-          </w:p>
-        </w:tc>
-        <w:tc>
-          <w:tcPr/>
-          <w:p>
-            <w:pPr>
-              <w:pStyle w:val="Compact"/>
-              <w:jc w:val="left"/>
-            </w:pPr>
-            <w:r>
-              <w:t xml:space="preserve">Tin</w:t>
-            </w:r>
-          </w:p>
-        </w:tc>
-        <w:tc>
-          <w:tcPr/>
-          <w:p>
-            <w:pPr>
-              <w:pStyle w:val="Compact"/>
-              <w:jc w:val="center"/>
-            </w:pPr>
-            <w:r>
-              <w:t xml:space="preserve">A</w:t>
-            </w:r>
-          </w:p>
-        </w:tc>
-        <w:tc>
-          <w:tcPr/>
-          <w:p>
-            <w:pPr>
-              <w:pStyle w:val="Compact"/>
-              <w:jc w:val="center"/>
-            </w:pPr>
-            <w:r>
-              <w:t xml:space="preserve">A</w:t>
-            </w:r>
-          </w:p>
-        </w:tc>
-        <w:tc>
-          <w:tcPr/>
-          <w:p>
-            <w:pPr>
-              <w:pStyle w:val="Compact"/>
-              <w:jc w:val="right"/>
-            </w:pPr>
-            <w:r>
-              <w:t xml:space="preserve">109</w:t>
-            </w:r>
-          </w:p>
-        </w:tc>
-        <w:tc>
-          <w:tcPr/>
-          <w:p>
-            <w:pPr>
-              <w:pStyle w:val="Compact"/>
-              <w:jc w:val="left"/>
-            </w:pPr>
-            <w:r>
-              <w:t xml:space="preserve">GB 52%</w:t>
-            </w:r>
-          </w:p>
-        </w:tc>
-        <w:tc>
-          <w:tcPr/>
-          <w:p>
-            <w:pPr>
-              <w:pStyle w:val="Compact"/>
-              <w:jc w:val="left"/>
-            </w:pPr>
-            <w:r>
-              <w:t xml:space="preserve">2023 38%</w:t>
-            </w:r>
-          </w:p>
-        </w:tc>
-        <w:tc>
-          <w:tcPr/>
-          <w:p>
-            <w:pPr>
-              <w:pStyle w:val="Compact"/>
-              <w:jc w:val="right"/>
-            </w:pPr>
-            <w:r>
-              <w:t xml:space="preserve">46%</w:t>
-            </w:r>
-          </w:p>
-        </w:tc>
-        <w:tc>
-          <w:tcPr/>
-          <w:p>
-            <w:pPr>
-              <w:pStyle w:val="Compact"/>
-              <w:jc w:val="right"/>
-            </w:pPr>
-            <w:r>
-              <w:t xml:space="preserve">28</w:t>
-            </w:r>
-          </w:p>
-        </w:tc>
-        <w:tc>
-          <w:tcPr/>
-          <w:p>
-            <w:pPr>
-              <w:pStyle w:val="Compact"/>
-              <w:jc w:val="right"/>
-            </w:pPr>
-            <w:r>
-              <w:t xml:space="preserve">51%</w:t>
-            </w:r>
-          </w:p>
-        </w:tc>
-        <w:tc>
-          <w:tcPr/>
-          <w:p>
-            <w:pPr>
-              <w:pStyle w:val="Compact"/>
-              <w:jc w:val="right"/>
-            </w:pPr>
-            <w:r>
-              <w:t xml:space="preserve">48%</w:t>
-            </w:r>
-          </w:p>
-        </w:tc>
-        <w:tc>
-          <w:tcPr/>
-          <w:p>
-            <w:pPr>
-              <w:pStyle w:val="Compact"/>
-              <w:jc w:val="left"/>
-            </w:pPr>
-            <w:r>
-              <w:t xml:space="preserve">51% of cases in reports listing &gt;= 15 drugs; mass vaccination; media attention to hearing effects</w:t>
-            </w:r>
-          </w:p>
-        </w:tc>
-      </w:tr>
-      <w:tr>
-        <w:tc>
-          <w:tcPr/>
-          <w:p>
-            <w:pPr>
-              <w:pStyle w:val="Compact"/>
-              <w:jc w:val="left"/>
-            </w:pPr>
-            <w:r>
-              <w:t xml:space="preserve">Indapamide</w:t>
-            </w:r>
-          </w:p>
-        </w:tc>
-        <w:tc>
-          <w:tcPr/>
-          <w:p>
-            <w:pPr>
-              <w:pStyle w:val="Compact"/>
-              <w:jc w:val="left"/>
-            </w:pPr>
-            <w:r>
-              <w:t xml:space="preserve">Tin</w:t>
-            </w:r>
-          </w:p>
-        </w:tc>
-        <w:tc>
-          <w:tcPr/>
-          <w:p>
-            <w:pPr>
-              <w:pStyle w:val="Compact"/>
-              <w:jc w:val="center"/>
-            </w:pPr>
-            <w:r>
-              <w:t xml:space="preserve">A</w:t>
-            </w:r>
-          </w:p>
-        </w:tc>
-        <w:tc>
-          <w:tcPr/>
-          <w:p>
-            <w:pPr>
-              <w:pStyle w:val="Compact"/>
-              <w:jc w:val="center"/>
-            </w:pPr>
-            <w:r>
-              <w:t xml:space="preserve">A</w:t>
-            </w:r>
-          </w:p>
-        </w:tc>
-        <w:tc>
-          <w:tcPr/>
-          <w:p>
-            <w:pPr>
-              <w:pStyle w:val="Compact"/>
-              <w:jc w:val="right"/>
-            </w:pPr>
-            <w:r>
-              <w:t xml:space="preserve">44</w:t>
-            </w:r>
-          </w:p>
-        </w:tc>
-        <w:tc>
-          <w:tcPr/>
-          <w:p>
-            <w:pPr>
-              <w:pStyle w:val="Compact"/>
-              <w:jc w:val="left"/>
-            </w:pPr>
-            <w:r>
-              <w:t xml:space="preserve">PL 50%</w:t>
-            </w:r>
-          </w:p>
-        </w:tc>
-        <w:tc>
-          <w:tcPr/>
-          <w:p>
-            <w:pPr>
-              <w:pStyle w:val="Compact"/>
-              <w:jc w:val="left"/>
-            </w:pPr>
-            <w:r>
-              <w:t xml:space="preserve">2018 23%</w:t>
-            </w:r>
-          </w:p>
-        </w:tc>
-        <w:tc>
-          <w:tcPr/>
-          <w:p>
-            <w:pPr>
-              <w:pStyle w:val="Compact"/>
-              <w:jc w:val="right"/>
-            </w:pPr>
-            <w:r>
-              <w:t xml:space="preserve">18%</w:t>
-            </w:r>
-          </w:p>
-        </w:tc>
-        <w:tc>
-          <w:tcPr/>
-          <w:p>
-            <w:pPr>
-              <w:pStyle w:val="Compact"/>
-              <w:jc w:val="right"/>
-            </w:pPr>
-            <w:r>
-              <w:t xml:space="preserve">15.5</w:t>
-            </w:r>
-          </w:p>
-        </w:tc>
-        <w:tc>
-          <w:tcPr/>
-          <w:p>
-            <w:pPr>
-              <w:pStyle w:val="Compact"/>
-              <w:jc w:val="right"/>
-            </w:pPr>
-            <w:r>
-              <w:t xml:space="preserve">55%</w:t>
-            </w:r>
-          </w:p>
-        </w:tc>
-        <w:tc>
-          <w:tcPr/>
-          <w:p>
-            <w:pPr>
-              <w:pStyle w:val="Compact"/>
-              <w:jc w:val="right"/>
-            </w:pPr>
-            <w:r>
-              <w:t xml:space="preserve">59%</w:t>
-            </w:r>
-          </w:p>
-        </w:tc>
-        <w:tc>
-          <w:tcPr/>
-          <w:p>
-            <w:pPr>
-              <w:pStyle w:val="Compact"/>
-              <w:jc w:val="left"/>
-            </w:pPr>
-            <w:r>
-              <w:t xml:space="preserve">55% of cases in reports listing &gt;= 15 drugs</w:t>
-            </w:r>
-          </w:p>
-        </w:tc>
-      </w:tr>
-      <w:tr>
-        <w:tc>
-          <w:tcPr/>
-          <w:p>
-            <w:pPr>
-              <w:pStyle w:val="Compact"/>
-              <w:jc w:val="left"/>
-            </w:pPr>
-            <w:r>
-              <w:t xml:space="preserve">Finasteride</w:t>
-            </w:r>
-          </w:p>
-        </w:tc>
-        <w:tc>
-          <w:tcPr/>
-          <w:p>
-            <w:pPr>
-              <w:pStyle w:val="Compact"/>
-              <w:jc w:val="left"/>
-            </w:pPr>
-            <w:r>
-              <w:t xml:space="preserve">Tin</w:t>
-            </w:r>
-          </w:p>
-        </w:tc>
-        <w:tc>
-          <w:tcPr/>
-          <w:p>
-            <w:pPr>
-              <w:pStyle w:val="Compact"/>
-              <w:jc w:val="center"/>
-            </w:pPr>
-            <w:r>
-              <w:t xml:space="preserve">C</w:t>
-            </w:r>
-          </w:p>
-        </w:tc>
-        <w:tc>
-          <w:tcPr/>
-          <w:p>
-            <w:pPr>
-              <w:pStyle w:val="Compact"/>
-              <w:jc w:val="center"/>
-            </w:pPr>
-            <w:r>
-              <w:t xml:space="preserve">C</w:t>
-            </w:r>
-          </w:p>
-        </w:tc>
-        <w:tc>
-          <w:tcPr/>
-          <w:p>
-            <w:pPr>
-              <w:pStyle w:val="Compact"/>
-              <w:jc w:val="right"/>
-            </w:pPr>
-            <w:r>
-              <w:t xml:space="preserve">293</w:t>
-            </w:r>
-          </w:p>
-        </w:tc>
-        <w:tc>
-          <w:tcPr/>
-          <w:p>
-            <w:pPr>
-              <w:pStyle w:val="Compact"/>
-              <w:jc w:val="left"/>
-            </w:pPr>
-            <w:r>
-              <w:t xml:space="preserve">GB 38%</w:t>
-            </w:r>
-          </w:p>
-        </w:tc>
-        <w:tc>
-          <w:tcPr/>
-          <w:p>
-            <w:pPr>
-              <w:pStyle w:val="Compact"/>
-              <w:jc w:val="left"/>
-            </w:pPr>
-            <w:r>
-              <w:t xml:space="preserve">2024 17%</w:t>
-            </w:r>
-          </w:p>
-        </w:tc>
-        <w:tc>
-          <w:tcPr/>
-          <w:p>
-            <w:pPr>
-              <w:pStyle w:val="Compact"/>
-              <w:jc w:val="right"/>
-            </w:pPr>
-            <w:r>
-              <w:t xml:space="preserve">60%</w:t>
-            </w:r>
-          </w:p>
-        </w:tc>
-        <w:tc>
-          <w:tcPr/>
-          <w:p>
-            <w:pPr>
-              <w:pStyle w:val="Compact"/>
-              <w:jc w:val="right"/>
-            </w:pPr>
-            <w:r>
-              <w:t xml:space="preserve">1</w:t>
-            </w:r>
-          </w:p>
-        </w:tc>
-        <w:tc>
-          <w:tcPr/>
-          <w:p>
-            <w:pPr>
-              <w:pStyle w:val="Compact"/>
-              <w:jc w:val="right"/>
-            </w:pPr>
-            <w:r>
               <w:t xml:space="preserve">0%</w:t>
             </w:r>
           </w:p>
@@ -5301,1044 +6583,18 @@
           <w:p>
             <w:pPr>
               <w:pStyle w:val="Compact"/>
-              <w:jc w:val="right"/>
-            </w:pPr>
-            <w:r>
-              <w:t xml:space="preserve">1%</w:t>
-            </w:r>
-          </w:p>
-        </w:tc>
-        <w:tc>
-          <w:tcPr/>
-          <w:p>
-            <w:pPr>
-              <w:pStyle w:val="Compact"/>
-              <w:jc w:val="left"/>
-            </w:pPr>
-            <w:r>
-              <w:t xml:space="preserve">post-finasteride syndrome advocacy reporting</w:t>
-            </w:r>
-          </w:p>
-        </w:tc>
-      </w:tr>
-      <w:tr>
-        <w:tc>
-          <w:tcPr/>
-          <w:p>
-            <w:pPr>
-              <w:pStyle w:val="Compact"/>
-              <w:jc w:val="left"/>
-            </w:pPr>
-            <w:r>
-              <w:t xml:space="preserve">Rofecoxib</w:t>
-            </w:r>
-          </w:p>
-        </w:tc>
-        <w:tc>
-          <w:tcPr/>
-          <w:p>
-            <w:pPr>
-              <w:pStyle w:val="Compact"/>
-              <w:jc w:val="left"/>
-            </w:pPr>
-            <w:r>
-              <w:t xml:space="preserve">Tin</w:t>
-            </w:r>
-          </w:p>
-        </w:tc>
-        <w:tc>
-          <w:tcPr/>
-          <w:p>
-            <w:pPr>
-              <w:pStyle w:val="Compact"/>
-              <w:jc w:val="center"/>
-            </w:pPr>
-            <w:r>
-              <w:t xml:space="preserve">C</w:t>
-            </w:r>
-          </w:p>
-        </w:tc>
-        <w:tc>
-          <w:tcPr/>
-          <w:p>
-            <w:pPr>
-              <w:pStyle w:val="Compact"/>
-              <w:jc w:val="center"/>
-            </w:pPr>
-            <w:r>
-              <w:t xml:space="preserve">C</w:t>
-            </w:r>
-          </w:p>
-        </w:tc>
-        <w:tc>
-          <w:tcPr/>
-          <w:p>
-            <w:pPr>
-              <w:pStyle w:val="Compact"/>
-              <w:jc w:val="right"/>
-            </w:pPr>
-            <w:r>
-              <w:t xml:space="preserve">189</w:t>
-            </w:r>
-          </w:p>
-        </w:tc>
-        <w:tc>
-          <w:tcPr/>
-          <w:p>
-            <w:pPr>
-              <w:pStyle w:val="Compact"/>
-              <w:jc w:val="left"/>
-            </w:pPr>
-            <w:r>
-              <w:t xml:space="preserve">US 58%</w:t>
-            </w:r>
-          </w:p>
-        </w:tc>
-        <w:tc>
-          <w:tcPr/>
-          <w:p>
-            <w:pPr>
-              <w:pStyle w:val="Compact"/>
-              <w:jc w:val="left"/>
-            </w:pPr>
-            <w:r>
-              <w:t xml:space="preserve">2006 47%</w:t>
-            </w:r>
-          </w:p>
-        </w:tc>
-        <w:tc>
-          <w:tcPr/>
-          <w:p>
-            <w:pPr>
-              <w:pStyle w:val="Compact"/>
-              <w:jc w:val="right"/>
-            </w:pPr>
-            <w:r>
-              <w:t xml:space="preserve">8%</w:t>
-            </w:r>
-          </w:p>
-        </w:tc>
-        <w:tc>
-          <w:tcPr/>
-          <w:p>
-            <w:pPr>
-              <w:pStyle w:val="Compact"/>
-              <w:jc w:val="right"/>
-            </w:pPr>
-            <w:r>
-              <w:t xml:space="preserve">6</w:t>
-            </w:r>
-          </w:p>
-        </w:tc>
-        <w:tc>
-          <w:tcPr/>
-          <w:p>
-            <w:pPr>
-              <w:pStyle w:val="Compact"/>
-              <w:jc w:val="right"/>
-            </w:pPr>
-            <w:r>
-              <w:t xml:space="preserve">21%</w:t>
-            </w:r>
-          </w:p>
-        </w:tc>
-        <w:tc>
-          <w:tcPr/>
-          <w:p>
-            <w:pPr>
-              <w:pStyle w:val="Compact"/>
-              <w:jc w:val="right"/>
-            </w:pPr>
-            <w:r>
-              <w:t xml:space="preserve">26%</w:t>
-            </w:r>
-          </w:p>
-        </w:tc>
-        <w:tc>
-          <w:tcPr/>
-          <w:p>
-            <w:pPr>
-              <w:pStyle w:val="Compact"/>
-              <w:jc w:val="left"/>
-            </w:pPr>
-            <w:r>
-              <w:t xml:space="preserve">litigation-era reporting (2004-2006)</w:t>
-            </w:r>
-          </w:p>
-        </w:tc>
-      </w:tr>
-      <w:tr>
-        <w:tc>
-          <w:tcPr/>
-          <w:p>
-            <w:pPr>
-              <w:pStyle w:val="Compact"/>
-              <w:jc w:val="left"/>
-            </w:pPr>
-            <w:r>
-              <w:t xml:space="preserve">Elasomeran</w:t>
-            </w:r>
-          </w:p>
-        </w:tc>
-        <w:tc>
-          <w:tcPr/>
-          <w:p>
-            <w:pPr>
-              <w:pStyle w:val="Compact"/>
-              <w:jc w:val="left"/>
-            </w:pPr>
-            <w:r>
-              <w:t xml:space="preserve">Tin</w:t>
-            </w:r>
-          </w:p>
-        </w:tc>
-        <w:tc>
-          <w:tcPr/>
-          <w:p>
-            <w:pPr>
-              <w:pStyle w:val="Compact"/>
-              <w:jc w:val="center"/>
-            </w:pPr>
-            <w:r>
-              <w:t xml:space="preserve">C</w:t>
-            </w:r>
-          </w:p>
-        </w:tc>
-        <w:tc>
-          <w:tcPr/>
-          <w:p>
-            <w:pPr>
-              <w:pStyle w:val="Compact"/>
-              <w:jc w:val="center"/>
-            </w:pPr>
-            <w:r>
-              <w:t xml:space="preserve">C</w:t>
-            </w:r>
-          </w:p>
-        </w:tc>
-        <w:tc>
-          <w:tcPr/>
-          <w:p>
-            <w:pPr>
-              <w:pStyle w:val="Compact"/>
-              <w:jc w:val="right"/>
-            </w:pPr>
-            <w:r>
-              <w:t xml:space="preserve">13</w:t>
-            </w:r>
-          </w:p>
-        </w:tc>
-        <w:tc>
-          <w:tcPr/>
-          <w:p>
-            <w:pPr>
-              <w:pStyle w:val="Compact"/>
-              <w:jc w:val="left"/>
-            </w:pPr>
-            <w:r>
-              <w:t xml:space="preserve">US 54%</w:t>
-            </w:r>
-          </w:p>
-        </w:tc>
-        <w:tc>
-          <w:tcPr/>
-          <w:p>
-            <w:pPr>
-              <w:pStyle w:val="Compact"/>
-              <w:jc w:val="left"/>
-            </w:pPr>
-            <w:r>
-              <w:t xml:space="preserve">2023 38%</w:t>
-            </w:r>
-          </w:p>
-        </w:tc>
-        <w:tc>
-          <w:tcPr/>
-          <w:p>
-            <w:pPr>
-              <w:pStyle w:val="Compact"/>
-              <w:jc w:val="right"/>
-            </w:pPr>
-            <w:r>
-              <w:t xml:space="preserve">69%</w:t>
-            </w:r>
-          </w:p>
-        </w:tc>
-        <w:tc>
-          <w:tcPr/>
-          <w:p>
-            <w:pPr>
-              <w:pStyle w:val="Compact"/>
-              <w:jc w:val="right"/>
-            </w:pPr>
-            <w:r>
-              <w:t xml:space="preserve">8</w:t>
-            </w:r>
-          </w:p>
-        </w:tc>
-        <w:tc>
-          <w:tcPr/>
-          <w:p>
-            <w:pPr>
-              <w:pStyle w:val="Compact"/>
-              <w:jc w:val="right"/>
-            </w:pPr>
-            <w:r>
-              <w:t xml:space="preserve">31%</w:t>
-            </w:r>
-          </w:p>
-        </w:tc>
-        <w:tc>
-          <w:tcPr/>
-          <w:p>
-            <w:pPr>
-              <w:pStyle w:val="Compact"/>
-              <w:jc w:val="right"/>
-            </w:pPr>
-            <w:r>
-              <w:t xml:space="preserve">23%</w:t>
-            </w:r>
-          </w:p>
-        </w:tc>
-        <w:tc>
-          <w:tcPr/>
-          <w:p>
-            <w:pPr>
-              <w:pStyle w:val="Compact"/>
-              <w:jc w:val="left"/>
-            </w:pPr>
-            <w:r>
-              <w:t xml:space="preserve">mass vaccination; media attention to hearing effects</w:t>
-            </w:r>
-          </w:p>
-        </w:tc>
-      </w:tr>
-      <w:tr>
-        <w:tc>
-          <w:tcPr/>
-          <w:p>
-            <w:pPr>
-              <w:pStyle w:val="Compact"/>
-              <w:jc w:val="left"/>
-            </w:pPr>
-            <w:r>
-              <w:t xml:space="preserve">Galcanezumab</w:t>
-            </w:r>
-          </w:p>
-        </w:tc>
-        <w:tc>
-          <w:tcPr/>
-          <w:p>
-            <w:pPr>
-              <w:pStyle w:val="Compact"/>
-              <w:jc w:val="left"/>
-            </w:pPr>
-            <w:r>
-              <w:t xml:space="preserve">Tin</w:t>
-            </w:r>
-          </w:p>
-        </w:tc>
-        <w:tc>
-          <w:tcPr/>
-          <w:p>
-            <w:pPr>
-              <w:pStyle w:val="Compact"/>
-              <w:jc w:val="center"/>
-            </w:pPr>
-            <w:r>
-              <w:t xml:space="preserve">D</w:t>
-            </w:r>
-          </w:p>
-        </w:tc>
-        <w:tc>
-          <w:tcPr/>
-          <w:p>
-            <w:pPr>
-              <w:pStyle w:val="Compact"/>
-              <w:jc w:val="center"/>
-            </w:pPr>
-            <w:r>
-              <w:t xml:space="preserve">E</w:t>
-            </w:r>
-          </w:p>
-        </w:tc>
-        <w:tc>
-          <w:tcPr/>
-          <w:p>
-            <w:pPr>
-              <w:pStyle w:val="Compact"/>
-              <w:jc w:val="right"/>
-            </w:pPr>
-            <w:r>
-              <w:t xml:space="preserve">96</w:t>
-            </w:r>
-          </w:p>
-        </w:tc>
-        <w:tc>
-          <w:tcPr/>
-          <w:p>
-            <w:pPr>
-              <w:pStyle w:val="Compact"/>
-              <w:jc w:val="left"/>
-            </w:pPr>
-            <w:r>
-              <w:t xml:space="preserve">US 94%</w:t>
-            </w:r>
-          </w:p>
-        </w:tc>
-        <w:tc>
-          <w:tcPr/>
-          <w:p>
-            <w:pPr>
-              <w:pStyle w:val="Compact"/>
-              <w:jc w:val="left"/>
-            </w:pPr>
-            <w:r>
-              <w:t xml:space="preserve">2020 28%</w:t>
-            </w:r>
-          </w:p>
-        </w:tc>
-        <w:tc>
-          <w:tcPr/>
-          <w:p>
-            <w:pPr>
-              <w:pStyle w:val="Compact"/>
-              <w:jc w:val="right"/>
-            </w:pPr>
-            <w:r>
-              <w:t xml:space="preserve">88%</w:t>
-            </w:r>
-          </w:p>
-        </w:tc>
-        <w:tc>
-          <w:tcPr/>
-          <w:p>
-            <w:pPr>
-              <w:pStyle w:val="Compact"/>
-              <w:jc w:val="right"/>
-            </w:pPr>
-            <w:r>
-              <w:t xml:space="preserve">1</w:t>
-            </w:r>
-          </w:p>
-        </w:tc>
-        <w:tc>
-          <w:tcPr/>
-          <w:p>
-            <w:pPr>
-              <w:pStyle w:val="Compact"/>
-              <w:jc w:val="right"/>
-            </w:pPr>
-            <w:r>
-              <w:t xml:space="preserve">0%</w:t>
-            </w:r>
-          </w:p>
-        </w:tc>
-        <w:tc>
-          <w:tcPr/>
-          <w:p>
-            <w:pPr>
-              <w:pStyle w:val="Compact"/>
-              <w:jc w:val="right"/>
-            </w:pPr>
-            <w:r>
-              <w:t xml:space="preserve">1%</w:t>
-            </w:r>
-          </w:p>
-        </w:tc>
-        <w:tc>
-          <w:tcPr/>
-          <w:p>
-            <w:pPr>
-              <w:pStyle w:val="Compact"/>
-              <w:jc w:val="left"/>
-            </w:pPr>
-            <w:r>
-              <w:t xml:space="preserve">migraine associated with tinnitus and hearing loss (systematic review, PMID 36459425)</w:t>
-            </w:r>
-          </w:p>
-        </w:tc>
-      </w:tr>
-      <w:tr>
-        <w:tc>
-          <w:tcPr/>
-          <w:p>
-            <w:pPr>
-              <w:pStyle w:val="Compact"/>
-              <w:jc w:val="left"/>
-            </w:pPr>
-            <w:r>
-              <w:t xml:space="preserve">Liothyronine</w:t>
-            </w:r>
-          </w:p>
-        </w:tc>
-        <w:tc>
-          <w:tcPr/>
-          <w:p>
-            <w:pPr>
-              <w:pStyle w:val="Compact"/>
-              <w:jc w:val="left"/>
-            </w:pPr>
-            <w:r>
-              <w:t xml:space="preserve">Tin</w:t>
-            </w:r>
-          </w:p>
-        </w:tc>
-        <w:tc>
-          <w:tcPr/>
-          <w:p>
-            <w:pPr>
-              <w:pStyle w:val="Compact"/>
-              <w:jc w:val="center"/>
-            </w:pPr>
-            <w:r>
-              <w:t xml:space="preserve">D</w:t>
-            </w:r>
-          </w:p>
-        </w:tc>
-        <w:tc>
-          <w:tcPr/>
-          <w:p>
-            <w:pPr>
-              <w:pStyle w:val="Compact"/>
-              <w:jc w:val="center"/>
-            </w:pPr>
-            <w:r>
-              <w:t xml:space="preserve">D</w:t>
-            </w:r>
-          </w:p>
-        </w:tc>
-        <w:tc>
-          <w:tcPr/>
-          <w:p>
-            <w:pPr>
-              <w:pStyle w:val="Compact"/>
-              <w:jc w:val="right"/>
-            </w:pPr>
-            <w:r>
-              <w:t xml:space="preserve">40</w:t>
-            </w:r>
-          </w:p>
-        </w:tc>
-        <w:tc>
-          <w:tcPr/>
-          <w:p>
-            <w:pPr>
-              <w:pStyle w:val="Compact"/>
-              <w:jc w:val="left"/>
-            </w:pPr>
-            <w:r>
-              <w:t xml:space="preserve">US 57%</w:t>
-            </w:r>
-          </w:p>
-        </w:tc>
-        <w:tc>
-          <w:tcPr/>
-          <w:p>
-            <w:pPr>
-              <w:pStyle w:val="Compact"/>
-              <w:jc w:val="left"/>
-            </w:pPr>
-            <w:r>
-              <w:t xml:space="preserve">2023 35%</w:t>
-            </w:r>
-          </w:p>
-        </w:tc>
-        <w:tc>
-          <w:tcPr/>
-          <w:p>
-            <w:pPr>
-              <w:pStyle w:val="Compact"/>
-              <w:jc w:val="right"/>
-            </w:pPr>
-            <w:r>
-              <w:t xml:space="preserve">78%</w:t>
-            </w:r>
-          </w:p>
-        </w:tc>
-        <w:tc>
-          <w:tcPr/>
-          <w:p>
-            <w:pPr>
-              <w:pStyle w:val="Compact"/>
-              <w:jc w:val="right"/>
-            </w:pPr>
-            <w:r>
-              <w:t xml:space="preserve">5.5</w:t>
-            </w:r>
-          </w:p>
-        </w:tc>
-        <w:tc>
-          <w:tcPr/>
-          <w:p>
-            <w:pPr>
-              <w:pStyle w:val="Compact"/>
-              <w:jc w:val="right"/>
-            </w:pPr>
-            <w:r>
-              <w:t xml:space="preserve">32%</w:t>
-            </w:r>
-          </w:p>
-        </w:tc>
-        <w:tc>
-          <w:tcPr/>
-          <w:p>
-            <w:pPr>
-              <w:pStyle w:val="Compact"/>
-              <w:jc w:val="right"/>
-            </w:pPr>
-            <w:r>
-              <w:t xml:space="preserve">2%</w:t>
-            </w:r>
-          </w:p>
-        </w:tc>
-        <w:tc>
-          <w:tcPr/>
-          <w:p>
-            <w:pPr>
-              <w:pStyle w:val="Compact"/>
-              <w:jc w:val="left"/>
-            </w:pPr>
-            <w:r>
-              <w:t xml:space="preserve">hypothyroidism associated with tinnitus (PMID 35233053)</w:t>
-            </w:r>
-          </w:p>
-        </w:tc>
-      </w:tr>
-      <w:tr>
-        <w:tc>
-          <w:tcPr/>
-          <w:p>
-            <w:pPr>
-              <w:pStyle w:val="Compact"/>
-              <w:jc w:val="left"/>
-            </w:pPr>
-            <w:r>
-              <w:t xml:space="preserve">Doxycycline</w:t>
-            </w:r>
-          </w:p>
-        </w:tc>
-        <w:tc>
-          <w:tcPr/>
-          <w:p>
-            <w:pPr>
-              <w:pStyle w:val="Compact"/>
-              <w:jc w:val="left"/>
-            </w:pPr>
-            <w:r>
-              <w:t xml:space="preserve">Tin</w:t>
-            </w:r>
-          </w:p>
-        </w:tc>
-        <w:tc>
-          <w:tcPr/>
-          <w:p>
-            <w:pPr>
-              <w:pStyle w:val="Compact"/>
-              <w:jc w:val="center"/>
-            </w:pPr>
-            <w:r>
-              <w:t xml:space="preserve">E</w:t>
-            </w:r>
-          </w:p>
-        </w:tc>
-        <w:tc>
-          <w:tcPr/>
-          <w:p>
-            <w:pPr>
-              <w:pStyle w:val="Compact"/>
-              <w:jc w:val="center"/>
-            </w:pPr>
-            <w:r>
-              <w:t xml:space="preserve">E</w:t>
-            </w:r>
-          </w:p>
-        </w:tc>
-        <w:tc>
-          <w:tcPr/>
-          <w:p>
-            <w:pPr>
-              <w:pStyle w:val="Compact"/>
-              <w:jc w:val="right"/>
-            </w:pPr>
-            <w:r>
-              <w:t xml:space="preserve">220</w:t>
-            </w:r>
-          </w:p>
-        </w:tc>
-        <w:tc>
-          <w:tcPr/>
-          <w:p>
-            <w:pPr>
-              <w:pStyle w:val="Compact"/>
-              <w:jc w:val="left"/>
-            </w:pPr>
-            <w:r>
-              <w:t xml:space="preserve">US 43%</w:t>
-            </w:r>
-          </w:p>
-        </w:tc>
-        <w:tc>
-          <w:tcPr/>
-          <w:p>
-            <w:pPr>
-              <w:pStyle w:val="Compact"/>
-              <w:jc w:val="left"/>
-            </w:pPr>
-            <w:r>
-              <w:t xml:space="preserve">2024 13%</w:t>
-            </w:r>
-          </w:p>
-        </w:tc>
-        <w:tc>
-          <w:tcPr/>
-          <w:p>
-            <w:pPr>
-              <w:pStyle w:val="Compact"/>
-              <w:jc w:val="right"/>
-            </w:pPr>
-            <w:r>
-              <w:t xml:space="preserve">48%</w:t>
-            </w:r>
-          </w:p>
-        </w:tc>
-        <w:tc>
-          <w:tcPr/>
-          <w:p>
-            <w:pPr>
-              <w:pStyle w:val="Compact"/>
-              <w:jc w:val="right"/>
-            </w:pPr>
-            <w:r>
-              <w:t xml:space="preserve">3</w:t>
-            </w:r>
-          </w:p>
-        </w:tc>
-        <w:tc>
-          <w:tcPr/>
-          <w:p>
-            <w:pPr>
-              <w:pStyle w:val="Compact"/>
-              <w:jc w:val="right"/>
-            </w:pPr>
-            <w:r>
-              <w:t xml:space="preserve">6%</w:t>
-            </w:r>
-          </w:p>
-        </w:tc>
-        <w:tc>
-          <w:tcPr/>
-          <w:p>
-            <w:pPr>
-              <w:pStyle w:val="Compact"/>
-              <w:jc w:val="right"/>
-            </w:pPr>
-            <w:r>
-              <w:t xml:space="preserve">23%</w:t>
-            </w:r>
-          </w:p>
-        </w:tc>
-        <w:tc>
-          <w:tcPr/>
-          <w:p>
-            <w:pPr>
-              <w:pStyle w:val="Compact"/>
-              <w:jc w:val="left"/>
-            </w:pPr>
-            <w:r>
-              <w:t xml:space="preserve">pulsatile tinnitus can be a symptom of doxycycline-induced intracranial hypertension, which is labelled (PMID 38516546); infections treated (e.g. Lyme disease) can affect the ear</w:t>
-            </w:r>
-          </w:p>
-        </w:tc>
-      </w:tr>
-      <w:tr>
-        <w:tc>
-          <w:tcPr/>
-          <w:p>
-            <w:pPr>
-              <w:pStyle w:val="Compact"/>
-              <w:jc w:val="left"/>
-            </w:pPr>
-            <w:r>
-              <w:t xml:space="preserve">Chlorthalidone</w:t>
-            </w:r>
-          </w:p>
-        </w:tc>
-        <w:tc>
-          <w:tcPr/>
-          <w:p>
-            <w:pPr>
-              <w:pStyle w:val="Compact"/>
-              <w:jc w:val="left"/>
-            </w:pPr>
-            <w:r>
-              <w:t xml:space="preserve">Tin</w:t>
-            </w:r>
-          </w:p>
-        </w:tc>
-        <w:tc>
-          <w:tcPr/>
-          <w:p>
-            <w:pPr>
-              <w:pStyle w:val="Compact"/>
-              <w:jc w:val="center"/>
-            </w:pPr>
-            <w:r>
-              <w:t xml:space="preserve">E</w:t>
-            </w:r>
-          </w:p>
-        </w:tc>
-        <w:tc>
-          <w:tcPr/>
-          <w:p>
-            <w:pPr>
-              <w:pStyle w:val="Compact"/>
-              <w:jc w:val="center"/>
-            </w:pPr>
-            <w:r>
-              <w:t xml:space="preserve">E</w:t>
-            </w:r>
-          </w:p>
-        </w:tc>
-        <w:tc>
-          <w:tcPr/>
-          <w:p>
-            <w:pPr>
-              <w:pStyle w:val="Compact"/>
-              <w:jc w:val="right"/>
-            </w:pPr>
-            <w:r>
-              <w:t xml:space="preserve">10</w:t>
-            </w:r>
-          </w:p>
-        </w:tc>
-        <w:tc>
-          <w:tcPr/>
-          <w:p>
-            <w:pPr>
-              <w:pStyle w:val="Compact"/>
-              <w:jc w:val="left"/>
-            </w:pPr>
-            <w:r>
-              <w:t xml:space="preserve">US 70%</w:t>
-            </w:r>
-          </w:p>
-        </w:tc>
-        <w:tc>
-          <w:tcPr/>
-          <w:p>
-            <w:pPr>
-              <w:pStyle w:val="Compact"/>
-              <w:jc w:val="left"/>
-            </w:pPr>
-            <w:r>
-              <w:t xml:space="preserve">2025 20%</w:t>
-            </w:r>
-          </w:p>
-        </w:tc>
-        <w:tc>
-          <w:tcPr/>
-          <w:p>
-            <w:pPr>
-              <w:pStyle w:val="Compact"/>
-              <w:jc w:val="right"/>
-            </w:pPr>
-            <w:r>
-              <w:t xml:space="preserve">90%</w:t>
-            </w:r>
-          </w:p>
-        </w:tc>
-        <w:tc>
-          <w:tcPr/>
-          <w:p>
-            <w:pPr>
-              <w:pStyle w:val="Compact"/>
-              <w:jc w:val="right"/>
-            </w:pPr>
-            <w:r>
-              <w:t xml:space="preserve">4</w:t>
-            </w:r>
-          </w:p>
-        </w:tc>
-        <w:tc>
-          <w:tcPr/>
-          <w:p>
-            <w:pPr>
-              <w:pStyle w:val="Compact"/>
-              <w:jc w:val="right"/>
-            </w:pPr>
-            <w:r>
-              <w:t xml:space="preserve">0%</w:t>
-            </w:r>
-          </w:p>
-        </w:tc>
-        <w:tc>
-          <w:tcPr/>
-          <w:p>
-            <w:pPr>
-              <w:pStyle w:val="Compact"/>
-              <w:jc w:val="right"/>
-            </w:pPr>
-            <w:r>
-              <w:t xml:space="preserve">0%</w:t>
-            </w:r>
-          </w:p>
-        </w:tc>
-        <w:tc>
-          <w:tcPr/>
-          <w:p>
-            <w:pPr>
-              <w:pStyle w:val="Compact"/>
-              <w:jc w:val="left"/>
-            </w:pPr>
-            <w:r>
-              <w:t xml:space="preserve">10 cases; hypertension and age confound</w:t>
-            </w:r>
-          </w:p>
-        </w:tc>
-      </w:tr>
-      <w:tr>
-        <w:tc>
-          <w:tcPr/>
-          <w:p>
-            <w:pPr>
-              <w:pStyle w:val="Compact"/>
-              <w:jc w:val="left"/>
-            </w:pPr>
-            <w:r>
-              <w:t xml:space="preserve">Paromomycin</w:t>
-            </w:r>
-          </w:p>
-        </w:tc>
-        <w:tc>
-          <w:tcPr/>
-          <w:p>
-            <w:pPr>
-              <w:pStyle w:val="Compact"/>
-              <w:jc w:val="left"/>
-            </w:pPr>
-            <w:r>
-              <w:t xml:space="preserve">Tin</w:t>
-            </w:r>
-          </w:p>
-        </w:tc>
-        <w:tc>
-          <w:tcPr/>
-          <w:p>
-            <w:pPr>
-              <w:pStyle w:val="Compact"/>
-              <w:jc w:val="center"/>
-            </w:pPr>
-            <w:r>
-              <w:t xml:space="preserve">K</w:t>
-            </w:r>
-          </w:p>
-        </w:tc>
-        <w:tc>
-          <w:tcPr/>
-          <w:p>
-            <w:pPr>
-              <w:pStyle w:val="Compact"/>
-              <w:jc w:val="center"/>
-            </w:pPr>
-            <w:r>
-              <w:t xml:space="preserve">K</w:t>
-            </w:r>
-          </w:p>
-        </w:tc>
-        <w:tc>
-          <w:tcPr/>
-          <w:p>
-            <w:pPr>
-              <w:pStyle w:val="Compact"/>
-              <w:jc w:val="right"/>
-            </w:pPr>
-            <w:r>
-              <w:t xml:space="preserve">3</w:t>
-            </w:r>
-          </w:p>
-        </w:tc>
-        <w:tc>
-          <w:tcPr/>
-          <w:p>
-            <w:pPr>
-              <w:pStyle w:val="Compact"/>
-              <w:jc w:val="left"/>
-            </w:pPr>
-            <w:r>
-              <w:t xml:space="preserve">US 67%</w:t>
-            </w:r>
-          </w:p>
-        </w:tc>
-        <w:tc>
-          <w:tcPr/>
-          <w:p>
-            <w:pPr>
-              <w:pStyle w:val="Compact"/>
-              <w:jc w:val="left"/>
-            </w:pPr>
-            <w:r>
-              <w:t xml:space="preserve">2017 33%</w:t>
-            </w:r>
-          </w:p>
-        </w:tc>
-        <w:tc>
-          <w:tcPr/>
-          <w:p>
-            <w:pPr>
-              <w:pStyle w:val="Compact"/>
-              <w:jc w:val="right"/>
-            </w:pPr>
-            <w:r>
-              <w:t xml:space="preserve">67%</w:t>
-            </w:r>
-          </w:p>
-        </w:tc>
-        <w:tc>
-          <w:tcPr/>
-          <w:p>
-            <w:pPr>
-              <w:pStyle w:val="Compact"/>
-              <w:jc w:val="right"/>
-            </w:pPr>
-            <w:r>
-              <w:t xml:space="preserve">1</w:t>
-            </w:r>
-          </w:p>
-        </w:tc>
-        <w:tc>
-          <w:tcPr/>
-          <w:p>
-            <w:pPr>
-              <w:pStyle w:val="Compact"/>
-              <w:jc w:val="right"/>
-            </w:pPr>
-            <w:r>
-              <w:t xml:space="preserve">0%</w:t>
-            </w:r>
-          </w:p>
-        </w:tc>
-        <w:tc>
-          <w:tcPr/>
-          <w:p>
-            <w:pPr>
-              <w:pStyle w:val="Compact"/>
-              <w:jc w:val="right"/>
-            </w:pPr>
-            <w:r>
-              <w:t xml:space="preserve">0%</w:t>
-            </w:r>
-          </w:p>
-        </w:tc>
-        <w:tc>
-          <w:tcPr/>
-          <w:p>
-            <w:pPr>
-              <w:pStyle w:val="Compact"/>
-              <w:jc w:val="left"/>
-            </w:pPr>
-            <w:r>
-              <w:t xml:space="preserve">on the a-priori ototoxic list (aminoglycoside)</w:t>
+            </w:pPr>
+          </w:p>
+        </w:tc>
+        <w:tc>
+          <w:tcPr/>
+          <w:p>
+            <w:pPr>
+              <w:pStyle w:val="Compact"/>
+              <w:jc w:val="left"/>
+            </w:pPr>
+            <w:r>
+              <w:t xml:space="preserve">on the a-priori ototoxic list (aminoglycoside); oral aminoglycoside, poorly absorbed; 3 cases</w:t>
             </w:r>
           </w:p>
         </w:tc>

--- a/paper/supplement.docx
+++ b/paper/supplement.docx
@@ -13,7 +13,13 @@
         <w:br/>
       </w:r>
       <w:r>
-        <w:t xml:space="preserve">Which drug–hearing-loss signals in FAERS survive adjustment and independent replication?</w:t>
+        <w:t xml:space="preserve">Adjustment and external replication of drug–hearing-loss signals:</w:t>
+      </w:r>
+      <w:r>
+        <w:t xml:space="preserve"> </w:t>
+      </w:r>
+      <w:r>
+        <w:t xml:space="preserve">a disproportionality analysis of FAERS and Canada Vigilance</w:t>
       </w:r>
     </w:p>
     <w:p>
@@ -6609,6 +6615,44 @@
         <w:t xml:space="preserve">Table S4. Characteristics of FAERS hearing-loss and tinnitus reports and all other reports (READUS-PV item 8b)</w:t>
       </w:r>
       <w:bookmarkEnd w:id="16"/>
+    </w:p>
+    <w:p>
+      <w:pPr>
+        <w:pStyle w:val="FirstParagraph"/>
+      </w:pPr>
+      <w:r>
+        <w:t xml:space="preserve">The hearing-loss and tinnitus groups overlap: 6</w:t>
+      </w:r>
+      <w:r>
+        <w:t xml:space="preserve">,</w:t>
+      </w:r>
+      <w:r>
+        <w:t xml:space="preserve">722 reports contain both events and are counted in both columns.</w:t>
+      </w:r>
+      <w:r>
+        <w:t xml:space="preserve"> </w:t>
+      </w:r>
+      <w:r>
+        <w:t xml:space="preserve">“All other reports”</w:t>
+      </w:r>
+      <w:r>
+        <w:t xml:space="preserve"> </w:t>
+      </w:r>
+      <w:r>
+        <w:t xml:space="preserve">are reports with neither event, so the three columns sum to more than the 19</w:t>
+      </w:r>
+      <w:r>
+        <w:t xml:space="preserve">,</w:t>
+      </w:r>
+      <w:r>
+        <w:t xml:space="preserve">876</w:t>
+      </w:r>
+      <w:r>
+        <w:t xml:space="preserve">,</w:t>
+      </w:r>
+      <w:r>
+        <w:t xml:space="preserve">330 reports analysed.</w:t>
+      </w:r>
     </w:p>
     <w:tbl>
       <w:tblPr>

--- a/paper/supplement.docx
+++ b/paper/supplement.docx
@@ -391,7 +391,7 @@
               <w:jc w:val="left"/>
             </w:pPr>
             <w:r>
-              <w:t xml:space="preserve">Methods 2.4–2.8; PROTOCOL.md</w:t>
+              <w:t xml:space="preserve">Methods 2.4–2.8; Figure 1; PROTOCOL.md</w:t>
             </w:r>
           </w:p>
         </w:tc>
@@ -923,7 +923,7 @@
               <w:jc w:val="left"/>
             </w:pPr>
             <w:r>
-              <w:t xml:space="preserve">Tables 1–4, S2, S5, S6; Figures 1–2</w:t>
+              <w:t xml:space="preserve">Tables 1–4, S2, S5, S6; Figures 2–3</w:t>
             </w:r>
           </w:p>
         </w:tc>
